--- a/Health/Depression.docx
+++ b/Health/Depression.docx
@@ -200,9 +200,34 @@
           <w:sz w:val="28"/>
           <w:szCs w:val="28"/>
         </w:rPr>
-        <w:t>W</w:t>
-      </w:r>
-      <w:r>
+        <w:t>What is depression?</w:t>
+      </w:r>
+    </w:p>
+    <w:p>
+      <w:pPr>
+        <w:jc w:val="both"/>
+        <w:rPr>
+          <w:rFonts w:ascii="Calibri" w:hAnsi="Calibri" w:cs="Calibri"/>
+        </w:rPr>
+      </w:pPr>
+      <w:r>
+        <w:rPr>
+          <w:rFonts w:ascii="Calibri" w:hAnsi="Calibri" w:cs="Calibri"/>
+        </w:rPr>
+        <w:t>Depression is more than just feeling sad or having a rough day—it's a persistent mental health condition that affects how you feel, think, and handle daily activities. It's characterized by feelings of sadness, hopelessness, and a lack of interest or pleasure in activities you once enjoyed. It can also include physical symptoms like changes in sleep, appetite, and energy levels.</w:t>
+      </w:r>
+    </w:p>
+    <w:p>
+      <w:pPr>
+        <w:jc w:val="both"/>
+        <w:rPr>
+          <w:rFonts w:ascii="Calibri" w:hAnsi="Calibri" w:cs="Calibri"/>
+        </w:rPr>
+      </w:pPr>
+    </w:p>
+    <w:p>
+      <w:pPr>
+        <w:jc w:val="both"/>
         <w:rPr>
           <w:rFonts w:ascii="Calibri" w:hAnsi="Calibri" w:cs="Calibri"/>
           <w:b/>
@@ -210,8 +235,7 @@
           <w:sz w:val="28"/>
           <w:szCs w:val="28"/>
         </w:rPr>
-        <w:t xml:space="preserve">hat is </w:t>
-      </w:r>
+      </w:pPr>
       <w:r>
         <w:rPr>
           <w:rFonts w:ascii="Calibri" w:hAnsi="Calibri" w:cs="Calibri"/>
@@ -220,71 +244,7 @@
           <w:sz w:val="28"/>
           <w:szCs w:val="28"/>
         </w:rPr>
-        <w:t>depression</w:t>
-      </w:r>
-      <w:r>
-        <w:rPr>
-          <w:rFonts w:ascii="Calibri" w:hAnsi="Calibri" w:cs="Calibri"/>
-          <w:b/>
-          <w:bCs/>
-          <w:sz w:val="28"/>
-          <w:szCs w:val="28"/>
-        </w:rPr>
-        <w:t>?</w:t>
-      </w:r>
-    </w:p>
-    <w:p>
-      <w:pPr>
-        <w:jc w:val="both"/>
-        <w:rPr>
-          <w:rFonts w:ascii="Calibri" w:hAnsi="Calibri" w:cs="Calibri"/>
-        </w:rPr>
-      </w:pPr>
-      <w:r>
-        <w:rPr>
-          <w:rFonts w:ascii="Calibri" w:hAnsi="Calibri" w:cs="Calibri"/>
-        </w:rPr>
-        <w:t>Depression is more than just feeling sad or having a rough day—it's a persistent mental health condition that affects how you feel, think, and handle daily activities. It's characterized by feelings of sadness, hopelessness, and a lack of interest or pleasure in activities you once enjoyed. It can also include physical symptoms like changes in sleep, appetite, and energy levels.</w:t>
-      </w:r>
-    </w:p>
-    <w:p>
-      <w:pPr>
-        <w:jc w:val="both"/>
-        <w:rPr>
-          <w:rFonts w:ascii="Calibri" w:hAnsi="Calibri" w:cs="Calibri"/>
-        </w:rPr>
-      </w:pPr>
-    </w:p>
-    <w:p>
-      <w:pPr>
-        <w:jc w:val="both"/>
-        <w:rPr>
-          <w:rFonts w:ascii="Calibri" w:hAnsi="Calibri" w:cs="Calibri"/>
-          <w:b/>
-          <w:bCs/>
-          <w:sz w:val="28"/>
-          <w:szCs w:val="28"/>
-        </w:rPr>
-      </w:pPr>
-      <w:r>
-        <w:rPr>
-          <w:rFonts w:ascii="Calibri" w:hAnsi="Calibri" w:cs="Calibri"/>
-          <w:b/>
-          <w:bCs/>
-          <w:sz w:val="28"/>
-          <w:szCs w:val="28"/>
-        </w:rPr>
-        <w:t>W</w:t>
-      </w:r>
-      <w:r>
-        <w:rPr>
-          <w:rFonts w:ascii="Calibri" w:hAnsi="Calibri" w:cs="Calibri"/>
-          <w:b/>
-          <w:bCs/>
-          <w:sz w:val="28"/>
-          <w:szCs w:val="28"/>
-        </w:rPr>
-        <w:t>hat is serotonin, how does it link to depression?</w:t>
+        <w:t>What is serotonin, how does it link to depression?</w:t>
       </w:r>
     </w:p>
     <w:p>
@@ -661,27 +621,7 @@
           <w:sz w:val="28"/>
           <w:szCs w:val="28"/>
         </w:rPr>
-        <w:t xml:space="preserve">Why depression affects at middle age compare to infants and teenager, how is the level of serotonin of each </w:t>
-      </w:r>
-      <w:r>
-        <w:rPr>
-          <w:rFonts w:ascii="Calibri" w:hAnsi="Calibri" w:cs="Calibri"/>
-          <w:b/>
-          <w:bCs/>
-          <w:sz w:val="28"/>
-          <w:szCs w:val="28"/>
-        </w:rPr>
-        <w:t>age</w:t>
-      </w:r>
-      <w:r>
-        <w:rPr>
-          <w:rFonts w:ascii="Calibri" w:hAnsi="Calibri" w:cs="Calibri"/>
-          <w:b/>
-          <w:bCs/>
-          <w:sz w:val="28"/>
-          <w:szCs w:val="28"/>
-        </w:rPr>
-        <w:t>, is there any statistic?</w:t>
+        <w:t>Why depression affects at middle age compare to infants and teenager, how is the level of serotonin of each age, is there any statistic?</w:t>
       </w:r>
     </w:p>
     <w:p>
@@ -948,37 +888,7 @@
           <w:sz w:val="28"/>
           <w:szCs w:val="28"/>
         </w:rPr>
-        <w:t>W</w:t>
-      </w:r>
-      <w:r>
-        <w:rPr>
-          <w:rFonts w:ascii="Calibri" w:hAnsi="Calibri" w:cs="Calibri"/>
-          <w:b/>
-          <w:bCs/>
-          <w:sz w:val="28"/>
-          <w:szCs w:val="28"/>
-        </w:rPr>
-        <w:t>h</w:t>
-      </w:r>
-      <w:r>
-        <w:rPr>
-          <w:rFonts w:ascii="Calibri" w:hAnsi="Calibri" w:cs="Calibri"/>
-          <w:b/>
-          <w:bCs/>
-          <w:sz w:val="28"/>
-          <w:szCs w:val="28"/>
-        </w:rPr>
-        <w:t>at</w:t>
-      </w:r>
-      <w:r>
-        <w:rPr>
-          <w:rFonts w:ascii="Calibri" w:hAnsi="Calibri" w:cs="Calibri"/>
-          <w:b/>
-          <w:bCs/>
-          <w:sz w:val="28"/>
-          <w:szCs w:val="28"/>
-        </w:rPr>
-        <w:t xml:space="preserve"> causes the serotonin level to change?</w:t>
+        <w:t>What causes the serotonin level to change?</w:t>
       </w:r>
     </w:p>
     <w:p>
@@ -1030,7 +940,91 @@
         <w:rPr>
           <w:rFonts w:ascii="Calibri" w:hAnsi="Calibri" w:cs="Calibri"/>
         </w:rPr>
-        <w:t>: Serotonin is synthesized from an amino acid called tryptophan, which is obtained from the diet. Foods rich in tryptophan include turkey, chicken, eggs, cheese, nuts, and salmon. A diet lacking in tryptophan can lead to lower serotonin levels1.</w:t>
+        <w:t xml:space="preserve">: Serotonin is synthesized from an amino acid called tryptophan, which is obtained from the diet. Foods rich in tryptophan include </w:t>
+      </w:r>
+      <w:r>
+        <w:rPr>
+          <w:rFonts w:ascii="Calibri" w:hAnsi="Calibri" w:cs="Calibri"/>
+          <w:b/>
+          <w:bCs/>
+        </w:rPr>
+        <w:t>turkey</w:t>
+      </w:r>
+      <w:r>
+        <w:rPr>
+          <w:rFonts w:ascii="Calibri" w:hAnsi="Calibri" w:cs="Calibri"/>
+        </w:rPr>
+        <w:t xml:space="preserve">, </w:t>
+      </w:r>
+      <w:r>
+        <w:rPr>
+          <w:rFonts w:ascii="Calibri" w:hAnsi="Calibri" w:cs="Calibri"/>
+          <w:b/>
+          <w:bCs/>
+        </w:rPr>
+        <w:t>chicken</w:t>
+      </w:r>
+      <w:r>
+        <w:rPr>
+          <w:rFonts w:ascii="Calibri" w:hAnsi="Calibri" w:cs="Calibri"/>
+        </w:rPr>
+        <w:t xml:space="preserve">, </w:t>
+      </w:r>
+      <w:r>
+        <w:rPr>
+          <w:rFonts w:ascii="Calibri" w:hAnsi="Calibri" w:cs="Calibri"/>
+          <w:b/>
+          <w:bCs/>
+        </w:rPr>
+        <w:t>eggs</w:t>
+      </w:r>
+      <w:r>
+        <w:rPr>
+          <w:rFonts w:ascii="Calibri" w:hAnsi="Calibri" w:cs="Calibri"/>
+        </w:rPr>
+        <w:t xml:space="preserve">, </w:t>
+      </w:r>
+      <w:r>
+        <w:rPr>
+          <w:rFonts w:ascii="Calibri" w:hAnsi="Calibri" w:cs="Calibri"/>
+          <w:b/>
+          <w:bCs/>
+        </w:rPr>
+        <w:t>cheese</w:t>
+      </w:r>
+      <w:r>
+        <w:rPr>
+          <w:rFonts w:ascii="Calibri" w:hAnsi="Calibri" w:cs="Calibri"/>
+        </w:rPr>
+        <w:t xml:space="preserve">, </w:t>
+      </w:r>
+      <w:r>
+        <w:rPr>
+          <w:rFonts w:ascii="Calibri" w:hAnsi="Calibri" w:cs="Calibri"/>
+          <w:b/>
+          <w:bCs/>
+        </w:rPr>
+        <w:t>nuts</w:t>
+      </w:r>
+      <w:r>
+        <w:rPr>
+          <w:rFonts w:ascii="Calibri" w:hAnsi="Calibri" w:cs="Calibri"/>
+        </w:rPr>
+        <w:t xml:space="preserve">, and </w:t>
+      </w:r>
+      <w:r>
+        <w:rPr>
+          <w:rFonts w:ascii="Calibri" w:hAnsi="Calibri" w:cs="Calibri"/>
+          <w:b/>
+          <w:bCs/>
+        </w:rPr>
+        <w:t>salmon</w:t>
+      </w:r>
+      <w:r>
+        <w:rPr>
+          <w:rFonts w:ascii="Calibri" w:hAnsi="Calibri" w:cs="Calibri"/>
+        </w:rPr>
+        <w:t>. A diet lacking in tryptophan can lead to lower serotonin levels1.</w:t>
       </w:r>
     </w:p>
     <w:p>
@@ -1134,7 +1128,7 @@
         <w:rPr>
           <w:rFonts w:ascii="Calibri" w:hAnsi="Calibri" w:cs="Calibri"/>
         </w:rPr>
-        <w:t>: Certain medications, particularly antidepressants like SSRIs (Selective Serotonin Reuptake Inhibitors), can increase serotonin levels by preventing its reabsorption into neurons1.</w:t>
+        <w:t>: Certain medications, particularly antidepressants like SSRIs (Selective Serotonin Reuptake Inhibitors), can increase serotonin levels by preventing its reabsorption into neurons.</w:t>
       </w:r>
     </w:p>
     <w:p>
@@ -1213,13 +1207,7 @@
         <w:rPr>
           <w:rFonts w:ascii="Calibri" w:hAnsi="Calibri" w:cs="Calibri"/>
         </w:rPr>
-        <w:t>: Certain health conditions, such as gastrointestinal disorders, can affect serotonin levels since a significant amount of serotonin is produced in the gut</w:t>
-      </w:r>
-      <w:r>
-        <w:rPr>
-          <w:rFonts w:ascii="Calibri" w:hAnsi="Calibri" w:cs="Calibri"/>
-        </w:rPr>
-        <w:t>.</w:t>
+        <w:t>: Certain health conditions, such as gastrointestinal disorders, can affect serotonin levels since a significant amount of serotonin is produced in the gut.</w:t>
       </w:r>
     </w:p>
     <w:p>
@@ -1249,17 +1237,7 @@
           <w:sz w:val="28"/>
           <w:szCs w:val="28"/>
         </w:rPr>
-        <w:t>W</w:t>
-      </w:r>
-      <w:r>
-        <w:rPr>
-          <w:rFonts w:ascii="Calibri" w:hAnsi="Calibri" w:cs="Calibri"/>
-          <w:b/>
-          <w:bCs/>
-          <w:sz w:val="28"/>
-          <w:szCs w:val="28"/>
-        </w:rPr>
-        <w:t>here can you find serotonin in the body?</w:t>
+        <w:t>Where can you find serotonin in the body?</w:t>
       </w:r>
     </w:p>
     <w:p>
@@ -1386,17 +1364,7 @@
           <w:sz w:val="28"/>
           <w:szCs w:val="28"/>
         </w:rPr>
-        <w:t>W</w:t>
-      </w:r>
-      <w:r>
-        <w:rPr>
-          <w:rFonts w:ascii="Calibri" w:hAnsi="Calibri" w:cs="Calibri"/>
-          <w:b/>
-          <w:bCs/>
-          <w:sz w:val="28"/>
-          <w:szCs w:val="28"/>
-        </w:rPr>
-        <w:t>hich organs in the gut produce serotonin?</w:t>
+        <w:t>Which organs in the gut produce serotonin?</w:t>
       </w:r>
     </w:p>
     <w:p>
@@ -1553,17 +1521,7 @@
           <w:sz w:val="28"/>
           <w:szCs w:val="28"/>
         </w:rPr>
-        <w:t>I</w:t>
-      </w:r>
-      <w:r>
-        <w:rPr>
-          <w:rFonts w:ascii="Calibri" w:hAnsi="Calibri" w:cs="Calibri"/>
-          <w:b/>
-          <w:bCs/>
-          <w:sz w:val="28"/>
-          <w:szCs w:val="28"/>
-        </w:rPr>
-        <w:t xml:space="preserve">s there any statistic of serotonin levels to indicate as </w:t>
+        <w:t xml:space="preserve">Is there any statistic of serotonin levels to indicate as </w:t>
       </w:r>
       <w:r>
         <w:rPr>
@@ -1584,9 +1542,12 @@
           <w:sz w:val="28"/>
           <w:szCs w:val="28"/>
         </w:rPr>
-        <w:t xml:space="preserve">. Can you measure </w:t>
-      </w:r>
-      <w:r>
+        <w:t>. Can you measure serotonin levels?</w:t>
+      </w:r>
+    </w:p>
+    <w:p>
+      <w:pPr>
+        <w:jc w:val="both"/>
         <w:rPr>
           <w:rFonts w:ascii="Calibri" w:hAnsi="Calibri" w:cs="Calibri"/>
           <w:b/>
@@ -1594,29 +1555,6 @@
           <w:sz w:val="28"/>
           <w:szCs w:val="28"/>
         </w:rPr>
-        <w:t>serotonin</w:t>
-      </w:r>
-      <w:r>
-        <w:rPr>
-          <w:rFonts w:ascii="Calibri" w:hAnsi="Calibri" w:cs="Calibri"/>
-          <w:b/>
-          <w:bCs/>
-          <w:sz w:val="28"/>
-          <w:szCs w:val="28"/>
-        </w:rPr>
-        <w:t xml:space="preserve"> levels?</w:t>
-      </w:r>
-    </w:p>
-    <w:p>
-      <w:pPr>
-        <w:jc w:val="both"/>
-        <w:rPr>
-          <w:rFonts w:ascii="Calibri" w:hAnsi="Calibri" w:cs="Calibri"/>
-          <w:b/>
-          <w:bCs/>
-          <w:sz w:val="28"/>
-          <w:szCs w:val="28"/>
-        </w:rPr>
       </w:pPr>
     </w:p>
     <w:p>
@@ -1639,35 +1577,20 @@
           <w:bCs/>
           <w:color w:val="FF0000"/>
         </w:rPr>
-        <w:t xml:space="preserve">50 and 200 nanograms per </w:t>
-      </w:r>
-      <w:r>
-        <w:rPr>
-          <w:rFonts w:ascii="Calibri" w:hAnsi="Calibri" w:cs="Calibri"/>
-          <w:b/>
-          <w:bCs/>
+        <w:t>50 and 200 nanograms per millilitre</w:t>
+      </w:r>
+      <w:r>
+        <w:rPr>
+          <w:rFonts w:ascii="Calibri" w:hAnsi="Calibri" w:cs="Calibri"/>
           <w:color w:val="FF0000"/>
         </w:rPr>
-        <w:t>millilitre</w:t>
-      </w:r>
-      <w:r>
-        <w:rPr>
-          <w:rFonts w:ascii="Calibri" w:hAnsi="Calibri" w:cs="Calibri"/>
-          <w:color w:val="FF0000"/>
-        </w:rPr>
         <w:t xml:space="preserve"> </w:t>
       </w:r>
       <w:r>
         <w:rPr>
           <w:rFonts w:ascii="Calibri" w:hAnsi="Calibri" w:cs="Calibri"/>
         </w:rPr>
-        <w:t>(ng/mL). However, it's important to note that these ranges can vary slightly depending on the laboratory and the specific methods used for testing</w:t>
-      </w:r>
-      <w:r>
-        <w:rPr>
-          <w:rFonts w:ascii="Calibri" w:hAnsi="Calibri" w:cs="Calibri"/>
-        </w:rPr>
-        <w:t>.</w:t>
+        <w:t>(ng/mL). However, it's important to note that these ranges can vary slightly depending on the laboratory and the specific methods used for testing.</w:t>
       </w:r>
     </w:p>
     <w:p>
@@ -1787,13 +1710,7 @@
         <w:rPr>
           <w:rFonts w:ascii="Calibri" w:hAnsi="Calibri" w:cs="Calibri"/>
         </w:rPr>
-        <w:t>Neuroimaging Techniques: Advanced imaging methods like PET scans can indirectly measure serotonin activity in the brain</w:t>
-      </w:r>
-      <w:r>
-        <w:rPr>
-          <w:rFonts w:ascii="Calibri" w:hAnsi="Calibri" w:cs="Calibri"/>
-        </w:rPr>
-        <w:t>.</w:t>
+        <w:t>Neuroimaging Techniques: Advanced imaging methods like PET scans can indirectly measure serotonin activity in the brain.</w:t>
       </w:r>
     </w:p>
     <w:p>
@@ -2191,37 +2108,7 @@
           <w:szCs w:val="28"/>
         </w:rPr>
         <w:lastRenderedPageBreak/>
-        <w:t>I</w:t>
-      </w:r>
-      <w:r>
-        <w:rPr>
-          <w:rFonts w:ascii="Calibri" w:hAnsi="Calibri" w:cs="Calibri"/>
-          <w:b/>
-          <w:bCs/>
-          <w:sz w:val="28"/>
-          <w:szCs w:val="28"/>
-        </w:rPr>
-        <w:t>s there any health food or supplement to ma</w:t>
-      </w:r>
-      <w:r>
-        <w:rPr>
-          <w:rFonts w:ascii="Calibri" w:hAnsi="Calibri" w:cs="Calibri"/>
-          <w:b/>
-          <w:bCs/>
-          <w:sz w:val="28"/>
-          <w:szCs w:val="28"/>
-        </w:rPr>
-        <w:t>in</w:t>
-      </w:r>
-      <w:r>
-        <w:rPr>
-          <w:rFonts w:ascii="Calibri" w:hAnsi="Calibri" w:cs="Calibri"/>
-          <w:b/>
-          <w:bCs/>
-          <w:sz w:val="28"/>
-          <w:szCs w:val="28"/>
-        </w:rPr>
-        <w:t>tain a healthy gastrointestinal tract, so as to maintain a stable environment for the enteroendocrine cell.</w:t>
+        <w:t>Is there any health food or supplement to maintain a healthy gastrointestinal tract, so as to maintain a stable environment for the enteroendocrine cell.</w:t>
       </w:r>
     </w:p>
     <w:p>
@@ -2319,14 +2206,12 @@
         </w:rPr>
         <w:t xml:space="preserve">: Foods such as garlic, onions, leeks, asparagus, bananas, and whole grains contain prebiotics, which are </w:t>
       </w:r>
-      <w:proofErr w:type="spellStart"/>
-      <w:r>
-        <w:rPr>
-          <w:rFonts w:ascii="Calibri" w:hAnsi="Calibri" w:cs="Calibri"/>
-        </w:rPr>
-        <w:t>fibers</w:t>
-      </w:r>
-      <w:proofErr w:type="spellEnd"/>
+      <w:r>
+        <w:rPr>
+          <w:rFonts w:ascii="Calibri" w:hAnsi="Calibri" w:cs="Calibri"/>
+        </w:rPr>
+        <w:t>fibres</w:t>
+      </w:r>
       <w:r>
         <w:rPr>
           <w:rFonts w:ascii="Calibri" w:hAnsi="Calibri" w:cs="Calibri"/>
@@ -2359,19 +2244,17 @@
         </w:rPr>
         <w:t xml:space="preserve">: Vegetables like leafy greens, broccoli, and Brussels sprouts, as well as fruits like apples and pears, are high in </w:t>
       </w:r>
-      <w:proofErr w:type="spellStart"/>
-      <w:r>
-        <w:rPr>
-          <w:rFonts w:ascii="Calibri" w:hAnsi="Calibri" w:cs="Calibri"/>
-        </w:rPr>
-        <w:t>fiber</w:t>
-      </w:r>
-      <w:proofErr w:type="spellEnd"/>
-      <w:r>
-        <w:rPr>
-          <w:rFonts w:ascii="Calibri" w:hAnsi="Calibri" w:cs="Calibri"/>
-        </w:rPr>
-        <w:t xml:space="preserve"> and promote healthy digestion3.</w:t>
+      <w:r>
+        <w:rPr>
+          <w:rFonts w:ascii="Calibri" w:hAnsi="Calibri" w:cs="Calibri"/>
+        </w:rPr>
+        <w:t>fibre</w:t>
+      </w:r>
+      <w:r>
+        <w:rPr>
+          <w:rFonts w:ascii="Calibri" w:hAnsi="Calibri" w:cs="Calibri"/>
+        </w:rPr>
+        <w:t xml:space="preserve"> and promote healthy digestion.</w:t>
       </w:r>
     </w:p>
     <w:p>
@@ -2493,21 +2376,7 @@
         <w:rPr>
           <w:rFonts w:ascii="Calibri" w:hAnsi="Calibri" w:cs="Calibri"/>
         </w:rPr>
-        <w:t xml:space="preserve">: Supplements like inulin and </w:t>
-      </w:r>
-      <w:proofErr w:type="spellStart"/>
-      <w:r>
-        <w:rPr>
-          <w:rFonts w:ascii="Calibri" w:hAnsi="Calibri" w:cs="Calibri"/>
-        </w:rPr>
-        <w:t>fructooligosaccharides</w:t>
-      </w:r>
-      <w:proofErr w:type="spellEnd"/>
-      <w:r>
-        <w:rPr>
-          <w:rFonts w:ascii="Calibri" w:hAnsi="Calibri" w:cs="Calibri"/>
-        </w:rPr>
-        <w:t xml:space="preserve"> (FOS) can support the growth of beneficial gut bacteria.</w:t>
+        <w:t>: Supplements like inulin and fructooligosaccharides (FOS) can support the growth of beneficial gut bacteria.</w:t>
       </w:r>
     </w:p>
     <w:p>
@@ -2600,6 +2469,228 @@
           <w:rFonts w:ascii="Calibri" w:hAnsi="Calibri" w:cs="Calibri"/>
         </w:rPr>
         <w:t>Incorporating these foods and supplements into your diet can help create a stable environment for enteroendocrine cells and promote overall gut health.</w:t>
+      </w:r>
+    </w:p>
+    <w:p>
+      <w:pPr>
+        <w:rPr>
+          <w:rFonts w:ascii="Calibri" w:hAnsi="Calibri" w:cs="Calibri"/>
+        </w:rPr>
+      </w:pPr>
+      <w:r>
+        <w:rPr>
+          <w:rFonts w:ascii="Calibri" w:hAnsi="Calibri" w:cs="Calibri"/>
+        </w:rPr>
+        <w:br w:type="page"/>
+      </w:r>
+    </w:p>
+    <w:p>
+      <w:pPr>
+        <w:jc w:val="both"/>
+        <w:rPr>
+          <w:rFonts w:ascii="Calibri" w:hAnsi="Calibri" w:cs="Calibri"/>
+        </w:rPr>
+      </w:pPr>
+      <w:r>
+        <w:rPr>
+          <w:rFonts w:ascii="Calibri" w:hAnsi="Calibri" w:cs="Calibri"/>
+        </w:rPr>
+        <w:lastRenderedPageBreak/>
+        <w:t xml:space="preserve">After discussing the main causes of depression “lack of </w:t>
+      </w:r>
+      <w:r>
+        <w:rPr>
+          <w:rFonts w:ascii="Calibri" w:hAnsi="Calibri" w:cs="Calibri"/>
+          <w:b/>
+          <w:bCs/>
+        </w:rPr>
+        <w:t>Serotonin</w:t>
+      </w:r>
+      <w:r>
+        <w:rPr>
+          <w:rFonts w:ascii="Calibri" w:hAnsi="Calibri" w:cs="Calibri"/>
+          <w:b/>
+          <w:bCs/>
+        </w:rPr>
+        <w:t>”</w:t>
+      </w:r>
+      <w:r>
+        <w:rPr>
+          <w:rFonts w:ascii="Calibri" w:hAnsi="Calibri" w:cs="Calibri"/>
+        </w:rPr>
+        <w:t>.</w:t>
+      </w:r>
+      <w:r>
+        <w:rPr>
+          <w:rFonts w:ascii="Calibri" w:hAnsi="Calibri" w:cs="Calibri"/>
+        </w:rPr>
+        <w:t xml:space="preserve"> Traditionally </w:t>
+      </w:r>
+      <w:r>
+        <w:rPr>
+          <w:rFonts w:ascii="Calibri" w:hAnsi="Calibri" w:cs="Calibri"/>
+        </w:rPr>
+        <w:t>Psychiatrist</w:t>
+      </w:r>
+      <w:r>
+        <w:rPr>
+          <w:rFonts w:ascii="Calibri" w:hAnsi="Calibri" w:cs="Calibri"/>
+        </w:rPr>
+        <w:t xml:space="preserve"> </w:t>
+      </w:r>
+      <w:r>
+        <w:rPr>
+          <w:rFonts w:ascii="Calibri" w:hAnsi="Calibri" w:cs="Calibri"/>
+        </w:rPr>
+        <w:t xml:space="preserve">subscribe </w:t>
+      </w:r>
+      <w:r>
+        <w:rPr>
+          <w:rFonts w:ascii="Calibri" w:hAnsi="Calibri" w:cs="Calibri"/>
+          <w:b/>
+          <w:bCs/>
+        </w:rPr>
+        <w:t>Selective Serotonin Reuptake Inhibitors (SSRIs)</w:t>
+      </w:r>
+      <w:r>
+        <w:rPr>
+          <w:rFonts w:ascii="Calibri" w:hAnsi="Calibri" w:cs="Calibri"/>
+          <w:b/>
+          <w:bCs/>
+        </w:rPr>
+        <w:t xml:space="preserve"> </w:t>
+      </w:r>
+      <w:r>
+        <w:rPr>
+          <w:rFonts w:ascii="Calibri" w:hAnsi="Calibri" w:cs="Calibri"/>
+        </w:rPr>
+        <w:t>so as to suppress the reduptake of serotonin, which remains a significant level amount of serotonin in the</w:t>
+      </w:r>
+      <w:r>
+        <w:rPr>
+          <w:rFonts w:ascii="Calibri" w:hAnsi="Calibri" w:cs="Calibri"/>
+        </w:rPr>
+        <w:t xml:space="preserve"> synaptic cleft</w:t>
+      </w:r>
+      <w:r>
+        <w:rPr>
+          <w:rFonts w:ascii="Calibri" w:hAnsi="Calibri" w:cs="Calibri"/>
+        </w:rPr>
+        <w:t xml:space="preserve">, so as to lower depression. Apart from medicine, we may start to think about how to increase the level of serotonin </w:t>
+      </w:r>
+      <w:r>
+        <w:rPr>
+          <w:rFonts w:ascii="Calibri" w:hAnsi="Calibri" w:cs="Calibri"/>
+          <w:b/>
+          <w:bCs/>
+        </w:rPr>
+        <w:t>naturally</w:t>
+      </w:r>
+      <w:r>
+        <w:rPr>
+          <w:rFonts w:ascii="Calibri" w:hAnsi="Calibri" w:cs="Calibri"/>
+        </w:rPr>
+        <w:t xml:space="preserve"> not by medicine. How? We all know </w:t>
+      </w:r>
+      <w:r>
+        <w:rPr>
+          <w:rFonts w:ascii="Calibri" w:hAnsi="Calibri" w:cs="Calibri"/>
+          <w:b/>
+          <w:bCs/>
+        </w:rPr>
+        <w:t>90%</w:t>
+      </w:r>
+      <w:r>
+        <w:rPr>
+          <w:rFonts w:ascii="Calibri" w:hAnsi="Calibri" w:cs="Calibri"/>
+        </w:rPr>
+        <w:t xml:space="preserve"> of serotonin is produce in our gut system, if we have a health gut we may have a normal serotonin level in the blood. </w:t>
+      </w:r>
+      <w:r>
+        <w:rPr>
+          <w:rFonts w:ascii="Calibri" w:hAnsi="Calibri" w:cs="Calibri"/>
+        </w:rPr>
+        <w:t>The p</w:t>
+      </w:r>
+      <w:r>
+        <w:rPr>
+          <w:rFonts w:ascii="Calibri" w:hAnsi="Calibri" w:cs="Calibri"/>
+        </w:rPr>
+        <w:t>sychiatrist</w:t>
+      </w:r>
+      <w:r>
+        <w:rPr>
+          <w:rFonts w:ascii="Calibri" w:hAnsi="Calibri" w:cs="Calibri"/>
+        </w:rPr>
+        <w:t xml:space="preserve"> </w:t>
+      </w:r>
+      <w:r>
+        <w:rPr>
+          <w:rFonts w:ascii="Calibri" w:hAnsi="Calibri" w:cs="Calibri"/>
+        </w:rPr>
+        <w:t xml:space="preserve">can perhaps first check the level of the serotonin </w:t>
+      </w:r>
+      <w:r>
+        <w:rPr>
+          <w:rFonts w:ascii="Calibri" w:hAnsi="Calibri" w:cs="Calibri"/>
+        </w:rPr>
+        <w:t>in</w:t>
+      </w:r>
+      <w:r>
+        <w:rPr>
+          <w:rFonts w:ascii="Calibri" w:hAnsi="Calibri" w:cs="Calibri"/>
+        </w:rPr>
+        <w:t xml:space="preserve"> the patient’s blood</w:t>
+      </w:r>
+      <w:r>
+        <w:rPr>
+          <w:rFonts w:ascii="Calibri" w:hAnsi="Calibri" w:cs="Calibri"/>
+        </w:rPr>
+        <w:t xml:space="preserve"> (for example by using testing paper)</w:t>
+      </w:r>
+      <w:r>
+        <w:rPr>
+          <w:rFonts w:ascii="Calibri" w:hAnsi="Calibri" w:cs="Calibri"/>
+        </w:rPr>
+        <w:t xml:space="preserve">. If the level of serotonin did not achieve as desire, </w:t>
+      </w:r>
+      <w:r>
+        <w:rPr>
+          <w:rFonts w:ascii="Calibri" w:hAnsi="Calibri" w:cs="Calibri"/>
+        </w:rPr>
+        <w:t xml:space="preserve">they must be some problem in the gut system. The </w:t>
+      </w:r>
+      <w:r>
+        <w:rPr>
+          <w:rFonts w:ascii="Calibri" w:hAnsi="Calibri" w:cs="Calibri"/>
+        </w:rPr>
+        <w:t>Psychiatrist</w:t>
+      </w:r>
+      <w:r>
+        <w:rPr>
+          <w:rFonts w:ascii="Calibri" w:hAnsi="Calibri" w:cs="Calibri"/>
+        </w:rPr>
+        <w:t xml:space="preserve"> can refer the patient to another doctor which is specialized in “</w:t>
+      </w:r>
+      <w:r>
+        <w:rPr>
+          <w:rFonts w:ascii="Calibri" w:hAnsi="Calibri" w:cs="Calibri"/>
+          <w:b/>
+          <w:bCs/>
+        </w:rPr>
+        <w:t>Gastroenterology</w:t>
+      </w:r>
+      <w:r>
+        <w:rPr>
+          <w:rFonts w:ascii="Calibri" w:hAnsi="Calibri" w:cs="Calibri"/>
+        </w:rPr>
+        <w:t>”</w:t>
+      </w:r>
+      <w:r>
+        <w:rPr>
+          <w:rFonts w:ascii="Calibri" w:hAnsi="Calibri" w:cs="Calibri"/>
+        </w:rPr>
+        <w:t xml:space="preserve"> to see if anything can be done and what causes the imbalance of serotonin level.  </w:t>
       </w:r>
     </w:p>
     <w:p>

--- a/Health/Depression.docx
+++ b/Health/Depression.docx
@@ -32,6 +32,8 @@
           <w:rFonts w:ascii="Calibri" w:hAnsi="Calibri" w:cs="Calibri"/>
           <w:b/>
           <w:bCs/>
+          <w:i/>
+          <w:iCs/>
           <w:lang w:val="en-US"/>
         </w:rPr>
       </w:pPr>
@@ -40,6 +42,8 @@
           <w:rFonts w:ascii="Calibri" w:hAnsi="Calibri" w:cs="Calibri"/>
           <w:b/>
           <w:bCs/>
+          <w:i/>
+          <w:iCs/>
           <w:lang w:val="en-US"/>
         </w:rPr>
         <w:t>Resources from Microsoft Copilot</w:t>
@@ -2530,11 +2534,27 @@
         <w:rPr>
           <w:rFonts w:ascii="Calibri" w:hAnsi="Calibri" w:cs="Calibri"/>
         </w:rPr>
-        <w:t>Psychiatrist</w:t>
-      </w:r>
-      <w:r>
-        <w:rPr>
-          <w:rFonts w:ascii="Calibri" w:hAnsi="Calibri" w:cs="Calibri"/>
+        <w:t xml:space="preserve">Psychiatrist </w:t>
+      </w:r>
+      <w:r>
+        <w:rPr>
+          <w:rFonts w:ascii="Calibri" w:hAnsi="Calibri" w:cs="Calibri"/>
+        </w:rPr>
+        <w:t xml:space="preserve">subscribe </w:t>
+      </w:r>
+      <w:r>
+        <w:rPr>
+          <w:rFonts w:ascii="Calibri" w:hAnsi="Calibri" w:cs="Calibri"/>
+          <w:b/>
+          <w:bCs/>
+        </w:rPr>
+        <w:t>Selective Serotonin Reuptake Inhibitors (SSRIs)</w:t>
+      </w:r>
+      <w:r>
+        <w:rPr>
+          <w:rFonts w:ascii="Calibri" w:hAnsi="Calibri" w:cs="Calibri"/>
+          <w:b/>
+          <w:bCs/>
         </w:rPr>
         <w:t xml:space="preserve"> </w:t>
       </w:r>
@@ -2542,28 +2562,6 @@
         <w:rPr>
           <w:rFonts w:ascii="Calibri" w:hAnsi="Calibri" w:cs="Calibri"/>
         </w:rPr>
-        <w:t xml:space="preserve">subscribe </w:t>
-      </w:r>
-      <w:r>
-        <w:rPr>
-          <w:rFonts w:ascii="Calibri" w:hAnsi="Calibri" w:cs="Calibri"/>
-          <w:b/>
-          <w:bCs/>
-        </w:rPr>
-        <w:t>Selective Serotonin Reuptake Inhibitors (SSRIs)</w:t>
-      </w:r>
-      <w:r>
-        <w:rPr>
-          <w:rFonts w:ascii="Calibri" w:hAnsi="Calibri" w:cs="Calibri"/>
-          <w:b/>
-          <w:bCs/>
-        </w:rPr>
-        <w:t xml:space="preserve"> </w:t>
-      </w:r>
-      <w:r>
-        <w:rPr>
-          <w:rFonts w:ascii="Calibri" w:hAnsi="Calibri" w:cs="Calibri"/>
-        </w:rPr>
         <w:t>so as to suppress the reduptake of serotonin, which remains a significant level amount of serotonin in the</w:t>
       </w:r>
       <w:r>
@@ -2616,13 +2614,7 @@
         <w:rPr>
           <w:rFonts w:ascii="Calibri" w:hAnsi="Calibri" w:cs="Calibri"/>
         </w:rPr>
-        <w:t>sychiatrist</w:t>
-      </w:r>
-      <w:r>
-        <w:rPr>
-          <w:rFonts w:ascii="Calibri" w:hAnsi="Calibri" w:cs="Calibri"/>
-        </w:rPr>
-        <w:t xml:space="preserve"> </w:t>
+        <w:t xml:space="preserve">sychiatrist </w:t>
       </w:r>
       <w:r>
         <w:rPr>
@@ -4812,6 +4804,7 @@
   <w:style w:type="character" w:default="1" w:styleId="DefaultParagraphFont">
     <w:name w:val="Default Paragraph Font"/>
     <w:uiPriority w:val="1"/>
+    <w:semiHidden/>
     <w:unhideWhenUsed/>
   </w:style>
   <w:style w:type="table" w:default="1" w:styleId="TableNormal">

--- a/Health/Depression.docx
+++ b/Health/Depression.docx
@@ -2490,16 +2490,449 @@
     </w:p>
     <w:p>
       <w:pPr>
-        <w:jc w:val="both"/>
-        <w:rPr>
-          <w:rFonts w:ascii="Calibri" w:hAnsi="Calibri" w:cs="Calibri"/>
-        </w:rPr>
-      </w:pPr>
-      <w:r>
-        <w:rPr>
-          <w:rFonts w:ascii="Calibri" w:hAnsi="Calibri" w:cs="Calibri"/>
+        <w:rPr>
+          <w:rFonts w:ascii="Calibri" w:hAnsi="Calibri" w:cs="Calibri"/>
+          <w:b/>
+          <w:bCs/>
+          <w:sz w:val="28"/>
+          <w:szCs w:val="28"/>
+        </w:rPr>
+      </w:pPr>
+      <w:r>
+        <w:rPr>
+          <w:rFonts w:ascii="Calibri" w:hAnsi="Calibri" w:cs="Calibri"/>
+          <w:b/>
+          <w:bCs/>
+          <w:sz w:val="28"/>
+          <w:szCs w:val="28"/>
         </w:rPr>
         <w:lastRenderedPageBreak/>
+        <w:t>W</w:t>
+      </w:r>
+      <w:r>
+        <w:rPr>
+          <w:rFonts w:ascii="Calibri" w:hAnsi="Calibri" w:cs="Calibri"/>
+          <w:b/>
+          <w:bCs/>
+          <w:sz w:val="28"/>
+          <w:szCs w:val="28"/>
+        </w:rPr>
+        <w:t xml:space="preserve">hat </w:t>
+      </w:r>
+      <w:r>
+        <w:rPr>
+          <w:rFonts w:ascii="Calibri" w:hAnsi="Calibri" w:cs="Calibri"/>
+          <w:b/>
+          <w:bCs/>
+          <w:sz w:val="28"/>
+          <w:szCs w:val="28"/>
+        </w:rPr>
+        <w:t>is</w:t>
+      </w:r>
+      <w:r>
+        <w:rPr>
+          <w:rFonts w:ascii="Calibri" w:hAnsi="Calibri" w:cs="Calibri"/>
+          <w:b/>
+          <w:bCs/>
+          <w:sz w:val="28"/>
+          <w:szCs w:val="28"/>
+        </w:rPr>
+        <w:t xml:space="preserve"> the main depression medicine, what are </w:t>
+      </w:r>
+      <w:r>
+        <w:rPr>
+          <w:rFonts w:ascii="Calibri" w:hAnsi="Calibri" w:cs="Calibri"/>
+          <w:b/>
+          <w:bCs/>
+          <w:sz w:val="28"/>
+          <w:szCs w:val="28"/>
+        </w:rPr>
+        <w:t>their</w:t>
+      </w:r>
+      <w:r>
+        <w:rPr>
+          <w:rFonts w:ascii="Calibri" w:hAnsi="Calibri" w:cs="Calibri"/>
+          <w:b/>
+          <w:bCs/>
+          <w:sz w:val="28"/>
+          <w:szCs w:val="28"/>
+        </w:rPr>
+        <w:t xml:space="preserve"> </w:t>
+      </w:r>
+      <w:r>
+        <w:rPr>
+          <w:rFonts w:ascii="Calibri" w:hAnsi="Calibri" w:cs="Calibri"/>
+          <w:b/>
+          <w:bCs/>
+          <w:sz w:val="28"/>
+          <w:szCs w:val="28"/>
+        </w:rPr>
+        <w:t>usage</w:t>
+      </w:r>
+      <w:r>
+        <w:rPr>
+          <w:rFonts w:ascii="Calibri" w:hAnsi="Calibri" w:cs="Calibri"/>
+          <w:b/>
+          <w:bCs/>
+          <w:sz w:val="28"/>
+          <w:szCs w:val="28"/>
+        </w:rPr>
+        <w:t>?</w:t>
+      </w:r>
+    </w:p>
+    <w:p>
+      <w:pPr>
+        <w:rPr>
+          <w:rFonts w:ascii="Calibri" w:hAnsi="Calibri" w:cs="Calibri"/>
+        </w:rPr>
+      </w:pPr>
+      <w:r>
+        <w:rPr>
+          <w:rFonts w:ascii="Calibri" w:hAnsi="Calibri" w:cs="Calibri"/>
+        </w:rPr>
+        <w:t>There are several main types of medications used to treat depression, each with its own usage and mechanism of action. Here are some of the most common ones:</w:t>
+      </w:r>
+    </w:p>
+    <w:p>
+      <w:pPr>
+        <w:rPr>
+          <w:rFonts w:ascii="Calibri" w:hAnsi="Calibri" w:cs="Calibri"/>
+        </w:rPr>
+      </w:pPr>
+      <w:r>
+        <w:rPr>
+          <w:rFonts w:ascii="Calibri" w:hAnsi="Calibri" w:cs="Calibri"/>
+        </w:rPr>
+        <w:t>Selective Serotonin Reuptake Inhibitors (SSRIs)</w:t>
+      </w:r>
+    </w:p>
+    <w:p>
+      <w:pPr>
+        <w:numPr>
+          <w:ilvl w:val="0"/>
+          <w:numId w:val="14"/>
+        </w:numPr>
+        <w:rPr>
+          <w:rFonts w:ascii="Calibri" w:hAnsi="Calibri" w:cs="Calibri"/>
+        </w:rPr>
+      </w:pPr>
+      <w:r>
+        <w:rPr>
+          <w:rFonts w:ascii="Calibri" w:hAnsi="Calibri" w:cs="Calibri"/>
+        </w:rPr>
+        <w:t>Examples: Fluoxetine (Prozac), Sertraline (Zoloft), Citalopram (Celexa), Escitalopram (Lexapro)</w:t>
+      </w:r>
+    </w:p>
+    <w:p>
+      <w:pPr>
+        <w:numPr>
+          <w:ilvl w:val="0"/>
+          <w:numId w:val="14"/>
+        </w:numPr>
+        <w:rPr>
+          <w:rFonts w:ascii="Calibri" w:hAnsi="Calibri" w:cs="Calibri"/>
+        </w:rPr>
+      </w:pPr>
+      <w:r>
+        <w:rPr>
+          <w:rFonts w:ascii="Calibri" w:hAnsi="Calibri" w:cs="Calibri"/>
+        </w:rPr>
+        <w:t>Usage: SSRIs are often the first line of treatment for depression. They work by increasing the levels of serotonin in the brain, which can help improve mood and reduce anxiety.</w:t>
+      </w:r>
+    </w:p>
+    <w:p>
+      <w:pPr>
+        <w:rPr>
+          <w:rFonts w:ascii="Calibri" w:hAnsi="Calibri" w:cs="Calibri"/>
+        </w:rPr>
+      </w:pPr>
+      <w:r>
+        <w:rPr>
+          <w:rFonts w:ascii="Calibri" w:hAnsi="Calibri" w:cs="Calibri"/>
+        </w:rPr>
+        <w:t>Serotonin-Norepinephrine Reuptake Inhibitors (SNRIs)</w:t>
+      </w:r>
+    </w:p>
+    <w:p>
+      <w:pPr>
+        <w:numPr>
+          <w:ilvl w:val="0"/>
+          <w:numId w:val="15"/>
+        </w:numPr>
+        <w:rPr>
+          <w:rFonts w:ascii="Calibri" w:hAnsi="Calibri" w:cs="Calibri"/>
+        </w:rPr>
+      </w:pPr>
+      <w:r>
+        <w:rPr>
+          <w:rFonts w:ascii="Calibri" w:hAnsi="Calibri" w:cs="Calibri"/>
+        </w:rPr>
+        <w:t>Examples: Duloxetine (Cymbalta), Venlafaxine (Effexor), Desvenlafaxine (Pristiq)</w:t>
+      </w:r>
+    </w:p>
+    <w:p>
+      <w:pPr>
+        <w:numPr>
+          <w:ilvl w:val="0"/>
+          <w:numId w:val="15"/>
+        </w:numPr>
+        <w:rPr>
+          <w:rFonts w:ascii="Calibri" w:hAnsi="Calibri" w:cs="Calibri"/>
+        </w:rPr>
+      </w:pPr>
+      <w:r>
+        <w:rPr>
+          <w:rFonts w:ascii="Calibri" w:hAnsi="Calibri" w:cs="Calibri"/>
+        </w:rPr>
+        <w:t>Usage: SNRIs are used to treat depression and anxiety disorders by increasing both serotonin and norepinephrine levels in the brain.</w:t>
+      </w:r>
+    </w:p>
+    <w:p>
+      <w:pPr>
+        <w:rPr>
+          <w:rFonts w:ascii="Calibri" w:hAnsi="Calibri" w:cs="Calibri"/>
+        </w:rPr>
+      </w:pPr>
+      <w:r>
+        <w:rPr>
+          <w:rFonts w:ascii="Calibri" w:hAnsi="Calibri" w:cs="Calibri"/>
+        </w:rPr>
+        <w:t>Tricyclic Antidepressants (TCAs)</w:t>
+      </w:r>
+    </w:p>
+    <w:p>
+      <w:pPr>
+        <w:numPr>
+          <w:ilvl w:val="0"/>
+          <w:numId w:val="16"/>
+        </w:numPr>
+        <w:rPr>
+          <w:rFonts w:ascii="Calibri" w:hAnsi="Calibri" w:cs="Calibri"/>
+        </w:rPr>
+      </w:pPr>
+      <w:r>
+        <w:rPr>
+          <w:rFonts w:ascii="Calibri" w:hAnsi="Calibri" w:cs="Calibri"/>
+        </w:rPr>
+        <w:t>Examples: Amitriptyline, Nortriptyline (Pamelor), Clomipramine (Anafranil)</w:t>
+      </w:r>
+    </w:p>
+    <w:p>
+      <w:pPr>
+        <w:numPr>
+          <w:ilvl w:val="0"/>
+          <w:numId w:val="16"/>
+        </w:numPr>
+        <w:rPr>
+          <w:rFonts w:ascii="Calibri" w:hAnsi="Calibri" w:cs="Calibri"/>
+        </w:rPr>
+      </w:pPr>
+      <w:r>
+        <w:rPr>
+          <w:rFonts w:ascii="Calibri" w:hAnsi="Calibri" w:cs="Calibri"/>
+        </w:rPr>
+        <w:t>Usage: TCAs are older antidepressants that are sometimes used when SSRIs and SNRIs are not effective. They work by blocking the reuptake of serotonin and norepinephrine.</w:t>
+      </w:r>
+    </w:p>
+    <w:p>
+      <w:pPr>
+        <w:rPr>
+          <w:rFonts w:ascii="Calibri" w:hAnsi="Calibri" w:cs="Calibri"/>
+        </w:rPr>
+      </w:pPr>
+      <w:r>
+        <w:rPr>
+          <w:rFonts w:ascii="Calibri" w:hAnsi="Calibri" w:cs="Calibri"/>
+        </w:rPr>
+        <w:t>Monoamine Oxidase Inhibitors (MAOIs)</w:t>
+      </w:r>
+    </w:p>
+    <w:p>
+      <w:pPr>
+        <w:numPr>
+          <w:ilvl w:val="0"/>
+          <w:numId w:val="17"/>
+        </w:numPr>
+        <w:rPr>
+          <w:rFonts w:ascii="Calibri" w:hAnsi="Calibri" w:cs="Calibri"/>
+        </w:rPr>
+      </w:pPr>
+      <w:r>
+        <w:rPr>
+          <w:rFonts w:ascii="Calibri" w:hAnsi="Calibri" w:cs="Calibri"/>
+        </w:rPr>
+        <w:t>Examples: Phenelzine (Nardil), Tranylcypromine (Parnate), Isocarboxazid (Marplan)</w:t>
+      </w:r>
+    </w:p>
+    <w:p>
+      <w:pPr>
+        <w:numPr>
+          <w:ilvl w:val="0"/>
+          <w:numId w:val="17"/>
+        </w:numPr>
+        <w:rPr>
+          <w:rFonts w:ascii="Calibri" w:hAnsi="Calibri" w:cs="Calibri"/>
+        </w:rPr>
+      </w:pPr>
+      <w:r>
+        <w:rPr>
+          <w:rFonts w:ascii="Calibri" w:hAnsi="Calibri" w:cs="Calibri"/>
+        </w:rPr>
+        <w:t>Usage: MAOIs are typically used when other antidepressants have not been effective. They work by inhibiting the enzyme monoamine oxidase, which breaks down neurotransmitters like serotonin and norepinephrine.</w:t>
+      </w:r>
+    </w:p>
+    <w:p>
+      <w:pPr>
+        <w:rPr>
+          <w:rFonts w:ascii="Calibri" w:hAnsi="Calibri" w:cs="Calibri"/>
+        </w:rPr>
+      </w:pPr>
+      <w:r>
+        <w:rPr>
+          <w:rFonts w:ascii="Calibri" w:hAnsi="Calibri" w:cs="Calibri"/>
+        </w:rPr>
+        <w:t>Atypical Antidepressants</w:t>
+      </w:r>
+    </w:p>
+    <w:p>
+      <w:pPr>
+        <w:numPr>
+          <w:ilvl w:val="0"/>
+          <w:numId w:val="18"/>
+        </w:numPr>
+        <w:rPr>
+          <w:rFonts w:ascii="Calibri" w:hAnsi="Calibri" w:cs="Calibri"/>
+        </w:rPr>
+      </w:pPr>
+      <w:r>
+        <w:rPr>
+          <w:rFonts w:ascii="Calibri" w:hAnsi="Calibri" w:cs="Calibri"/>
+        </w:rPr>
+        <w:t>Examples: Bupropion (Wellbutrin), Mirtazapine (Remeron), Trazodone</w:t>
+      </w:r>
+    </w:p>
+    <w:p>
+      <w:pPr>
+        <w:numPr>
+          <w:ilvl w:val="0"/>
+          <w:numId w:val="18"/>
+        </w:numPr>
+        <w:rPr>
+          <w:rFonts w:ascii="Calibri" w:hAnsi="Calibri" w:cs="Calibri"/>
+        </w:rPr>
+      </w:pPr>
+      <w:r>
+        <w:rPr>
+          <w:rFonts w:ascii="Calibri" w:hAnsi="Calibri" w:cs="Calibri"/>
+        </w:rPr>
+        <w:t>Usage: These medications do not fit neatly into the other categories and have unique mechanisms of action. They are used for various types of depression and sometimes for other conditions like insomnia or smoking cessation.</w:t>
+      </w:r>
+    </w:p>
+    <w:p>
+      <w:pPr>
+        <w:rPr>
+          <w:rFonts w:ascii="Calibri" w:hAnsi="Calibri" w:cs="Calibri"/>
+        </w:rPr>
+      </w:pPr>
+      <w:r>
+        <w:rPr>
+          <w:rFonts w:ascii="Calibri" w:hAnsi="Calibri" w:cs="Calibri"/>
+        </w:rPr>
+        <w:t>N-methyl-D-aspartate (NMDA) Receptor Antagonists</w:t>
+      </w:r>
+    </w:p>
+    <w:p>
+      <w:pPr>
+        <w:numPr>
+          <w:ilvl w:val="0"/>
+          <w:numId w:val="19"/>
+        </w:numPr>
+        <w:rPr>
+          <w:rFonts w:ascii="Calibri" w:hAnsi="Calibri" w:cs="Calibri"/>
+        </w:rPr>
+      </w:pPr>
+      <w:r>
+        <w:rPr>
+          <w:rFonts w:ascii="Calibri" w:hAnsi="Calibri" w:cs="Calibri"/>
+        </w:rPr>
+        <w:t>Examples: Dextromethorphan/Bupropion (Auvelity)</w:t>
+      </w:r>
+    </w:p>
+    <w:p>
+      <w:pPr>
+        <w:numPr>
+          <w:ilvl w:val="0"/>
+          <w:numId w:val="19"/>
+        </w:numPr>
+        <w:rPr>
+          <w:rFonts w:ascii="Calibri" w:hAnsi="Calibri" w:cs="Calibri"/>
+        </w:rPr>
+      </w:pPr>
+      <w:r>
+        <w:rPr>
+          <w:rFonts w:ascii="Calibri" w:hAnsi="Calibri" w:cs="Calibri"/>
+        </w:rPr>
+        <w:t>Usage: These are newer medications that work by modulating glutamate receptors in the brain and are used for treatment-resistant depression.</w:t>
+      </w:r>
+    </w:p>
+    <w:p>
+      <w:pPr>
+        <w:rPr>
+          <w:rFonts w:ascii="Calibri" w:hAnsi="Calibri" w:cs="Calibri"/>
+          <w:b/>
+          <w:bCs/>
+          <w:sz w:val="28"/>
+          <w:szCs w:val="28"/>
+        </w:rPr>
+      </w:pPr>
+      <w:r>
+        <w:rPr>
+          <w:rFonts w:ascii="Calibri" w:hAnsi="Calibri" w:cs="Calibri"/>
+        </w:rPr>
+        <w:lastRenderedPageBreak/>
+        <w:t>Each of these medications has its own set of potential side effects and considerations, so it's important to work closely with a healthcare provider to determine</w:t>
+      </w:r>
+      <w:r>
+        <w:rPr>
+          <w:rFonts w:ascii="Calibri" w:hAnsi="Calibri" w:cs="Calibri"/>
+          <w:b/>
+          <w:bCs/>
+          <w:sz w:val="28"/>
+          <w:szCs w:val="28"/>
+        </w:rPr>
+        <w:t xml:space="preserve"> </w:t>
+      </w:r>
+      <w:r>
+        <w:rPr>
+          <w:rFonts w:ascii="Calibri" w:hAnsi="Calibri" w:cs="Calibri"/>
+          <w:b/>
+          <w:bCs/>
+        </w:rPr>
+        <w:t>the best treatment plan for your specific needs.</w:t>
+      </w:r>
+    </w:p>
+    <w:p>
+      <w:pPr>
+        <w:rPr>
+          <w:rFonts w:ascii="Calibri" w:hAnsi="Calibri" w:cs="Calibri"/>
+          <w:b/>
+          <w:bCs/>
+          <w:sz w:val="28"/>
+          <w:szCs w:val="28"/>
+        </w:rPr>
+      </w:pPr>
+    </w:p>
+    <w:p>
+      <w:pPr>
+        <w:jc w:val="both"/>
+        <w:rPr>
+          <w:rFonts w:ascii="Calibri" w:hAnsi="Calibri" w:cs="Calibri"/>
+        </w:rPr>
+      </w:pPr>
+      <w:r>
+        <w:rPr>
+          <w:rFonts w:ascii="Calibri" w:hAnsi="Calibri" w:cs="Calibri"/>
+        </w:rPr>
         <w:t xml:space="preserve">After discussing the main causes of depression “lack of </w:t>
       </w:r>
       <w:r>
@@ -2710,6 +3143,155 @@
 <file path=word/numbering.xml><?xml version="1.0" encoding="utf-8"?>
 <w:numbering xmlns:wpc="http://schemas.microsoft.com/office/word/2010/wordprocessingCanvas" xmlns:cx="http://schemas.microsoft.com/office/drawing/2014/chartex" xmlns:cx1="http://schemas.microsoft.com/office/drawing/2015/9/8/chartex" xmlns:cx2="http://schemas.microsoft.com/office/drawing/2015/10/21/chartex" xmlns:cx3="http://schemas.microsoft.com/office/drawing/2016/5/9/chartex" xmlns:cx4="http://schemas.microsoft.com/office/drawing/2016/5/10/chartex" xmlns:cx5="http://schemas.microsoft.com/office/drawing/2016/5/11/chartex" xmlns:cx6="http://schemas.microsoft.com/office/drawing/2016/5/12/chartex" xmlns:cx7="http://schemas.microsoft.com/office/drawing/2016/5/13/chartex" xmlns:cx8="http://schemas.microsoft.com/office/drawing/2016/5/14/chartex" xmlns:mc="http://schemas.openxmlformats.org/markup-compatibility/2006" xmlns:aink="http://schemas.microsoft.com/office/drawing/2016/ink" xmlns:am3d="http://schemas.microsoft.com/office/drawing/2017/model3d" xmlns:o="urn:schemas-microsoft-com:office:office" xmlns:oel="http://schemas.microsoft.com/office/2019/extlst" xmlns:r="http://schemas.openxmlformats.org/officeDocument/2006/relationships" xmlns:m="http://schemas.openxmlformats.org/officeDocument/2006/math" xmlns:v="urn:schemas-microsoft-com:vml" xmlns:wp14="http://schemas.microsoft.com/office/word/2010/wordprocessingDrawing" xmlns:wp="http://schemas.openxmlformats.org/drawingml/2006/wordprocessingDrawing" xmlns:w10="urn:schemas-microsoft-com:office:word" xmlns:w="http://schemas.openxmlformats.org/wordprocessingml/2006/main" xmlns:w14="http://schemas.microsoft.com/office/word/2010/wordml" xmlns:w15="http://schemas.microsoft.com/office/word/2012/wordml" xmlns:w16cex="http://schemas.microsoft.com/office/word/2018/wordml/cex" xmlns:w16cid="http://schemas.microsoft.com/office/word/2016/wordml/cid" xmlns:w16="http://schemas.microsoft.com/office/word/2018/wordml" xmlns:w16du="http://schemas.microsoft.com/office/word/2023/wordml/word16du" xmlns:w16sdtdh="http://schemas.microsoft.com/office/word/2020/wordml/sdtdatahash" xmlns:w16se="http://schemas.microsoft.com/office/word/2015/wordml/symex" xmlns:wpg="http://schemas.microsoft.com/office/word/2010/wordprocessingGroup" xmlns:wpi="http://schemas.microsoft.com/office/word/2010/wordprocessingInk" xmlns:wne="http://schemas.microsoft.com/office/word/2006/wordml" xmlns:wps="http://schemas.microsoft.com/office/word/2010/wordprocessingShape" mc:Ignorable="w14 w15 w16se w16cid w16 w16cex w16sdtdh w16du wp14">
   <w:abstractNum w:abstractNumId="0" w15:restartNumberingAfterBreak="0">
+    <w:nsid w:val="014555EA"/>
+    <w:multiLevelType w:val="multilevel"/>
+    <w:tmpl w:val="6A0A5AE0"/>
+    <w:lvl w:ilvl="0">
+      <w:start w:val="1"/>
+      <w:numFmt w:val="bullet"/>
+      <w:lvlText w:val=""/>
+      <w:lvlJc w:val="left"/>
+      <w:pPr>
+        <w:tabs>
+          <w:tab w:val="num" w:pos="720"/>
+        </w:tabs>
+        <w:ind w:left="720" w:hanging="360"/>
+      </w:pPr>
+      <w:rPr>
+        <w:rFonts w:ascii="Symbol" w:hAnsi="Symbol" w:hint="default"/>
+        <w:sz w:val="20"/>
+      </w:rPr>
+    </w:lvl>
+    <w:lvl w:ilvl="1" w:tentative="1">
+      <w:start w:val="1"/>
+      <w:numFmt w:val="bullet"/>
+      <w:lvlText w:val="o"/>
+      <w:lvlJc w:val="left"/>
+      <w:pPr>
+        <w:tabs>
+          <w:tab w:val="num" w:pos="1440"/>
+        </w:tabs>
+        <w:ind w:left="1440" w:hanging="360"/>
+      </w:pPr>
+      <w:rPr>
+        <w:rFonts w:ascii="Courier New" w:hAnsi="Courier New" w:hint="default"/>
+        <w:sz w:val="20"/>
+      </w:rPr>
+    </w:lvl>
+    <w:lvl w:ilvl="2" w:tentative="1">
+      <w:start w:val="1"/>
+      <w:numFmt w:val="bullet"/>
+      <w:lvlText w:val=""/>
+      <w:lvlJc w:val="left"/>
+      <w:pPr>
+        <w:tabs>
+          <w:tab w:val="num" w:pos="2160"/>
+        </w:tabs>
+        <w:ind w:left="2160" w:hanging="360"/>
+      </w:pPr>
+      <w:rPr>
+        <w:rFonts w:ascii="Wingdings" w:hAnsi="Wingdings" w:hint="default"/>
+        <w:sz w:val="20"/>
+      </w:rPr>
+    </w:lvl>
+    <w:lvl w:ilvl="3" w:tentative="1">
+      <w:start w:val="1"/>
+      <w:numFmt w:val="bullet"/>
+      <w:lvlText w:val=""/>
+      <w:lvlJc w:val="left"/>
+      <w:pPr>
+        <w:tabs>
+          <w:tab w:val="num" w:pos="2880"/>
+        </w:tabs>
+        <w:ind w:left="2880" w:hanging="360"/>
+      </w:pPr>
+      <w:rPr>
+        <w:rFonts w:ascii="Wingdings" w:hAnsi="Wingdings" w:hint="default"/>
+        <w:sz w:val="20"/>
+      </w:rPr>
+    </w:lvl>
+    <w:lvl w:ilvl="4" w:tentative="1">
+      <w:start w:val="1"/>
+      <w:numFmt w:val="bullet"/>
+      <w:lvlText w:val=""/>
+      <w:lvlJc w:val="left"/>
+      <w:pPr>
+        <w:tabs>
+          <w:tab w:val="num" w:pos="3600"/>
+        </w:tabs>
+        <w:ind w:left="3600" w:hanging="360"/>
+      </w:pPr>
+      <w:rPr>
+        <w:rFonts w:ascii="Wingdings" w:hAnsi="Wingdings" w:hint="default"/>
+        <w:sz w:val="20"/>
+      </w:rPr>
+    </w:lvl>
+    <w:lvl w:ilvl="5" w:tentative="1">
+      <w:start w:val="1"/>
+      <w:numFmt w:val="bullet"/>
+      <w:lvlText w:val=""/>
+      <w:lvlJc w:val="left"/>
+      <w:pPr>
+        <w:tabs>
+          <w:tab w:val="num" w:pos="4320"/>
+        </w:tabs>
+        <w:ind w:left="4320" w:hanging="360"/>
+      </w:pPr>
+      <w:rPr>
+        <w:rFonts w:ascii="Wingdings" w:hAnsi="Wingdings" w:hint="default"/>
+        <w:sz w:val="20"/>
+      </w:rPr>
+    </w:lvl>
+    <w:lvl w:ilvl="6" w:tentative="1">
+      <w:start w:val="1"/>
+      <w:numFmt w:val="bullet"/>
+      <w:lvlText w:val=""/>
+      <w:lvlJc w:val="left"/>
+      <w:pPr>
+        <w:tabs>
+          <w:tab w:val="num" w:pos="5040"/>
+        </w:tabs>
+        <w:ind w:left="5040" w:hanging="360"/>
+      </w:pPr>
+      <w:rPr>
+        <w:rFonts w:ascii="Wingdings" w:hAnsi="Wingdings" w:hint="default"/>
+        <w:sz w:val="20"/>
+      </w:rPr>
+    </w:lvl>
+    <w:lvl w:ilvl="7" w:tentative="1">
+      <w:start w:val="1"/>
+      <w:numFmt w:val="bullet"/>
+      <w:lvlText w:val=""/>
+      <w:lvlJc w:val="left"/>
+      <w:pPr>
+        <w:tabs>
+          <w:tab w:val="num" w:pos="5760"/>
+        </w:tabs>
+        <w:ind w:left="5760" w:hanging="360"/>
+      </w:pPr>
+      <w:rPr>
+        <w:rFonts w:ascii="Wingdings" w:hAnsi="Wingdings" w:hint="default"/>
+        <w:sz w:val="20"/>
+      </w:rPr>
+    </w:lvl>
+    <w:lvl w:ilvl="8" w:tentative="1">
+      <w:start w:val="1"/>
+      <w:numFmt w:val="bullet"/>
+      <w:lvlText w:val=""/>
+      <w:lvlJc w:val="left"/>
+      <w:pPr>
+        <w:tabs>
+          <w:tab w:val="num" w:pos="6480"/>
+        </w:tabs>
+        <w:ind w:left="6480" w:hanging="360"/>
+      </w:pPr>
+      <w:rPr>
+        <w:rFonts w:ascii="Wingdings" w:hAnsi="Wingdings" w:hint="default"/>
+        <w:sz w:val="20"/>
+      </w:rPr>
+    </w:lvl>
+  </w:abstractNum>
+  <w:abstractNum w:abstractNumId="1" w15:restartNumberingAfterBreak="0">
     <w:nsid w:val="035035B5"/>
     <w:multiLevelType w:val="multilevel"/>
     <w:tmpl w:val="49F6C124"/>
@@ -2858,7 +3440,7 @@
       </w:rPr>
     </w:lvl>
   </w:abstractNum>
-  <w:abstractNum w:abstractNumId="1" w15:restartNumberingAfterBreak="0">
+  <w:abstractNum w:abstractNumId="2" w15:restartNumberingAfterBreak="0">
     <w:nsid w:val="041B3592"/>
     <w:multiLevelType w:val="multilevel"/>
     <w:tmpl w:val="C06EAF8C"/>
@@ -3007,7 +3589,7 @@
       </w:rPr>
     </w:lvl>
   </w:abstractNum>
-  <w:abstractNum w:abstractNumId="2" w15:restartNumberingAfterBreak="0">
+  <w:abstractNum w:abstractNumId="3" w15:restartNumberingAfterBreak="0">
     <w:nsid w:val="10F94573"/>
     <w:multiLevelType w:val="multilevel"/>
     <w:tmpl w:val="3D30E622"/>
@@ -3120,7 +3702,7 @@
       </w:pPr>
     </w:lvl>
   </w:abstractNum>
-  <w:abstractNum w:abstractNumId="3" w15:restartNumberingAfterBreak="0">
+  <w:abstractNum w:abstractNumId="4" w15:restartNumberingAfterBreak="0">
     <w:nsid w:val="113A0925"/>
     <w:multiLevelType w:val="multilevel"/>
     <w:tmpl w:val="12D4B3D2"/>
@@ -3233,7 +3815,305 @@
       </w:pPr>
     </w:lvl>
   </w:abstractNum>
-  <w:abstractNum w:abstractNumId="4" w15:restartNumberingAfterBreak="0">
+  <w:abstractNum w:abstractNumId="5" w15:restartNumberingAfterBreak="0">
+    <w:nsid w:val="13916175"/>
+    <w:multiLevelType w:val="multilevel"/>
+    <w:tmpl w:val="310ADDB6"/>
+    <w:lvl w:ilvl="0">
+      <w:start w:val="1"/>
+      <w:numFmt w:val="bullet"/>
+      <w:lvlText w:val=""/>
+      <w:lvlJc w:val="left"/>
+      <w:pPr>
+        <w:tabs>
+          <w:tab w:val="num" w:pos="720"/>
+        </w:tabs>
+        <w:ind w:left="720" w:hanging="360"/>
+      </w:pPr>
+      <w:rPr>
+        <w:rFonts w:ascii="Symbol" w:hAnsi="Symbol" w:hint="default"/>
+        <w:sz w:val="20"/>
+      </w:rPr>
+    </w:lvl>
+    <w:lvl w:ilvl="1" w:tentative="1">
+      <w:start w:val="1"/>
+      <w:numFmt w:val="bullet"/>
+      <w:lvlText w:val="o"/>
+      <w:lvlJc w:val="left"/>
+      <w:pPr>
+        <w:tabs>
+          <w:tab w:val="num" w:pos="1440"/>
+        </w:tabs>
+        <w:ind w:left="1440" w:hanging="360"/>
+      </w:pPr>
+      <w:rPr>
+        <w:rFonts w:ascii="Courier New" w:hAnsi="Courier New" w:hint="default"/>
+        <w:sz w:val="20"/>
+      </w:rPr>
+    </w:lvl>
+    <w:lvl w:ilvl="2" w:tentative="1">
+      <w:start w:val="1"/>
+      <w:numFmt w:val="bullet"/>
+      <w:lvlText w:val=""/>
+      <w:lvlJc w:val="left"/>
+      <w:pPr>
+        <w:tabs>
+          <w:tab w:val="num" w:pos="2160"/>
+        </w:tabs>
+        <w:ind w:left="2160" w:hanging="360"/>
+      </w:pPr>
+      <w:rPr>
+        <w:rFonts w:ascii="Wingdings" w:hAnsi="Wingdings" w:hint="default"/>
+        <w:sz w:val="20"/>
+      </w:rPr>
+    </w:lvl>
+    <w:lvl w:ilvl="3" w:tentative="1">
+      <w:start w:val="1"/>
+      <w:numFmt w:val="bullet"/>
+      <w:lvlText w:val=""/>
+      <w:lvlJc w:val="left"/>
+      <w:pPr>
+        <w:tabs>
+          <w:tab w:val="num" w:pos="2880"/>
+        </w:tabs>
+        <w:ind w:left="2880" w:hanging="360"/>
+      </w:pPr>
+      <w:rPr>
+        <w:rFonts w:ascii="Wingdings" w:hAnsi="Wingdings" w:hint="default"/>
+        <w:sz w:val="20"/>
+      </w:rPr>
+    </w:lvl>
+    <w:lvl w:ilvl="4" w:tentative="1">
+      <w:start w:val="1"/>
+      <w:numFmt w:val="bullet"/>
+      <w:lvlText w:val=""/>
+      <w:lvlJc w:val="left"/>
+      <w:pPr>
+        <w:tabs>
+          <w:tab w:val="num" w:pos="3600"/>
+        </w:tabs>
+        <w:ind w:left="3600" w:hanging="360"/>
+      </w:pPr>
+      <w:rPr>
+        <w:rFonts w:ascii="Wingdings" w:hAnsi="Wingdings" w:hint="default"/>
+        <w:sz w:val="20"/>
+      </w:rPr>
+    </w:lvl>
+    <w:lvl w:ilvl="5" w:tentative="1">
+      <w:start w:val="1"/>
+      <w:numFmt w:val="bullet"/>
+      <w:lvlText w:val=""/>
+      <w:lvlJc w:val="left"/>
+      <w:pPr>
+        <w:tabs>
+          <w:tab w:val="num" w:pos="4320"/>
+        </w:tabs>
+        <w:ind w:left="4320" w:hanging="360"/>
+      </w:pPr>
+      <w:rPr>
+        <w:rFonts w:ascii="Wingdings" w:hAnsi="Wingdings" w:hint="default"/>
+        <w:sz w:val="20"/>
+      </w:rPr>
+    </w:lvl>
+    <w:lvl w:ilvl="6" w:tentative="1">
+      <w:start w:val="1"/>
+      <w:numFmt w:val="bullet"/>
+      <w:lvlText w:val=""/>
+      <w:lvlJc w:val="left"/>
+      <w:pPr>
+        <w:tabs>
+          <w:tab w:val="num" w:pos="5040"/>
+        </w:tabs>
+        <w:ind w:left="5040" w:hanging="360"/>
+      </w:pPr>
+      <w:rPr>
+        <w:rFonts w:ascii="Wingdings" w:hAnsi="Wingdings" w:hint="default"/>
+        <w:sz w:val="20"/>
+      </w:rPr>
+    </w:lvl>
+    <w:lvl w:ilvl="7" w:tentative="1">
+      <w:start w:val="1"/>
+      <w:numFmt w:val="bullet"/>
+      <w:lvlText w:val=""/>
+      <w:lvlJc w:val="left"/>
+      <w:pPr>
+        <w:tabs>
+          <w:tab w:val="num" w:pos="5760"/>
+        </w:tabs>
+        <w:ind w:left="5760" w:hanging="360"/>
+      </w:pPr>
+      <w:rPr>
+        <w:rFonts w:ascii="Wingdings" w:hAnsi="Wingdings" w:hint="default"/>
+        <w:sz w:val="20"/>
+      </w:rPr>
+    </w:lvl>
+    <w:lvl w:ilvl="8" w:tentative="1">
+      <w:start w:val="1"/>
+      <w:numFmt w:val="bullet"/>
+      <w:lvlText w:val=""/>
+      <w:lvlJc w:val="left"/>
+      <w:pPr>
+        <w:tabs>
+          <w:tab w:val="num" w:pos="6480"/>
+        </w:tabs>
+        <w:ind w:left="6480" w:hanging="360"/>
+      </w:pPr>
+      <w:rPr>
+        <w:rFonts w:ascii="Wingdings" w:hAnsi="Wingdings" w:hint="default"/>
+        <w:sz w:val="20"/>
+      </w:rPr>
+    </w:lvl>
+  </w:abstractNum>
+  <w:abstractNum w:abstractNumId="6" w15:restartNumberingAfterBreak="0">
+    <w:nsid w:val="359B4A87"/>
+    <w:multiLevelType w:val="multilevel"/>
+    <w:tmpl w:val="DDBE7CE8"/>
+    <w:lvl w:ilvl="0">
+      <w:start w:val="1"/>
+      <w:numFmt w:val="bullet"/>
+      <w:lvlText w:val=""/>
+      <w:lvlJc w:val="left"/>
+      <w:pPr>
+        <w:tabs>
+          <w:tab w:val="num" w:pos="720"/>
+        </w:tabs>
+        <w:ind w:left="720" w:hanging="360"/>
+      </w:pPr>
+      <w:rPr>
+        <w:rFonts w:ascii="Symbol" w:hAnsi="Symbol" w:hint="default"/>
+        <w:sz w:val="20"/>
+      </w:rPr>
+    </w:lvl>
+    <w:lvl w:ilvl="1" w:tentative="1">
+      <w:start w:val="1"/>
+      <w:numFmt w:val="bullet"/>
+      <w:lvlText w:val="o"/>
+      <w:lvlJc w:val="left"/>
+      <w:pPr>
+        <w:tabs>
+          <w:tab w:val="num" w:pos="1440"/>
+        </w:tabs>
+        <w:ind w:left="1440" w:hanging="360"/>
+      </w:pPr>
+      <w:rPr>
+        <w:rFonts w:ascii="Courier New" w:hAnsi="Courier New" w:hint="default"/>
+        <w:sz w:val="20"/>
+      </w:rPr>
+    </w:lvl>
+    <w:lvl w:ilvl="2" w:tentative="1">
+      <w:start w:val="1"/>
+      <w:numFmt w:val="bullet"/>
+      <w:lvlText w:val=""/>
+      <w:lvlJc w:val="left"/>
+      <w:pPr>
+        <w:tabs>
+          <w:tab w:val="num" w:pos="2160"/>
+        </w:tabs>
+        <w:ind w:left="2160" w:hanging="360"/>
+      </w:pPr>
+      <w:rPr>
+        <w:rFonts w:ascii="Wingdings" w:hAnsi="Wingdings" w:hint="default"/>
+        <w:sz w:val="20"/>
+      </w:rPr>
+    </w:lvl>
+    <w:lvl w:ilvl="3" w:tentative="1">
+      <w:start w:val="1"/>
+      <w:numFmt w:val="bullet"/>
+      <w:lvlText w:val=""/>
+      <w:lvlJc w:val="left"/>
+      <w:pPr>
+        <w:tabs>
+          <w:tab w:val="num" w:pos="2880"/>
+        </w:tabs>
+        <w:ind w:left="2880" w:hanging="360"/>
+      </w:pPr>
+      <w:rPr>
+        <w:rFonts w:ascii="Wingdings" w:hAnsi="Wingdings" w:hint="default"/>
+        <w:sz w:val="20"/>
+      </w:rPr>
+    </w:lvl>
+    <w:lvl w:ilvl="4" w:tentative="1">
+      <w:start w:val="1"/>
+      <w:numFmt w:val="bullet"/>
+      <w:lvlText w:val=""/>
+      <w:lvlJc w:val="left"/>
+      <w:pPr>
+        <w:tabs>
+          <w:tab w:val="num" w:pos="3600"/>
+        </w:tabs>
+        <w:ind w:left="3600" w:hanging="360"/>
+      </w:pPr>
+      <w:rPr>
+        <w:rFonts w:ascii="Wingdings" w:hAnsi="Wingdings" w:hint="default"/>
+        <w:sz w:val="20"/>
+      </w:rPr>
+    </w:lvl>
+    <w:lvl w:ilvl="5" w:tentative="1">
+      <w:start w:val="1"/>
+      <w:numFmt w:val="bullet"/>
+      <w:lvlText w:val=""/>
+      <w:lvlJc w:val="left"/>
+      <w:pPr>
+        <w:tabs>
+          <w:tab w:val="num" w:pos="4320"/>
+        </w:tabs>
+        <w:ind w:left="4320" w:hanging="360"/>
+      </w:pPr>
+      <w:rPr>
+        <w:rFonts w:ascii="Wingdings" w:hAnsi="Wingdings" w:hint="default"/>
+        <w:sz w:val="20"/>
+      </w:rPr>
+    </w:lvl>
+    <w:lvl w:ilvl="6" w:tentative="1">
+      <w:start w:val="1"/>
+      <w:numFmt w:val="bullet"/>
+      <w:lvlText w:val=""/>
+      <w:lvlJc w:val="left"/>
+      <w:pPr>
+        <w:tabs>
+          <w:tab w:val="num" w:pos="5040"/>
+        </w:tabs>
+        <w:ind w:left="5040" w:hanging="360"/>
+      </w:pPr>
+      <w:rPr>
+        <w:rFonts w:ascii="Wingdings" w:hAnsi="Wingdings" w:hint="default"/>
+        <w:sz w:val="20"/>
+      </w:rPr>
+    </w:lvl>
+    <w:lvl w:ilvl="7" w:tentative="1">
+      <w:start w:val="1"/>
+      <w:numFmt w:val="bullet"/>
+      <w:lvlText w:val=""/>
+      <w:lvlJc w:val="left"/>
+      <w:pPr>
+        <w:tabs>
+          <w:tab w:val="num" w:pos="5760"/>
+        </w:tabs>
+        <w:ind w:left="5760" w:hanging="360"/>
+      </w:pPr>
+      <w:rPr>
+        <w:rFonts w:ascii="Wingdings" w:hAnsi="Wingdings" w:hint="default"/>
+        <w:sz w:val="20"/>
+      </w:rPr>
+    </w:lvl>
+    <w:lvl w:ilvl="8" w:tentative="1">
+      <w:start w:val="1"/>
+      <w:numFmt w:val="bullet"/>
+      <w:lvlText w:val=""/>
+      <w:lvlJc w:val="left"/>
+      <w:pPr>
+        <w:tabs>
+          <w:tab w:val="num" w:pos="6480"/>
+        </w:tabs>
+        <w:ind w:left="6480" w:hanging="360"/>
+      </w:pPr>
+      <w:rPr>
+        <w:rFonts w:ascii="Wingdings" w:hAnsi="Wingdings" w:hint="default"/>
+        <w:sz w:val="20"/>
+      </w:rPr>
+    </w:lvl>
+  </w:abstractNum>
+  <w:abstractNum w:abstractNumId="7" w15:restartNumberingAfterBreak="0">
     <w:nsid w:val="3711387E"/>
     <w:multiLevelType w:val="hybridMultilevel"/>
     <w:tmpl w:val="1586F65A"/>
@@ -3346,7 +4226,7 @@
       </w:rPr>
     </w:lvl>
   </w:abstractNum>
-  <w:abstractNum w:abstractNumId="5" w15:restartNumberingAfterBreak="0">
+  <w:abstractNum w:abstractNumId="8" w15:restartNumberingAfterBreak="0">
     <w:nsid w:val="3A242BF6"/>
     <w:multiLevelType w:val="multilevel"/>
     <w:tmpl w:val="6262AB86"/>
@@ -3495,7 +4375,7 @@
       </w:rPr>
     </w:lvl>
   </w:abstractNum>
-  <w:abstractNum w:abstractNumId="6" w15:restartNumberingAfterBreak="0">
+  <w:abstractNum w:abstractNumId="9" w15:restartNumberingAfterBreak="0">
     <w:nsid w:val="3FB9580C"/>
     <w:multiLevelType w:val="multilevel"/>
     <w:tmpl w:val="0906795C"/>
@@ -3644,7 +4524,156 @@
       </w:rPr>
     </w:lvl>
   </w:abstractNum>
-  <w:abstractNum w:abstractNumId="7" w15:restartNumberingAfterBreak="0">
+  <w:abstractNum w:abstractNumId="10" w15:restartNumberingAfterBreak="0">
+    <w:nsid w:val="411E6E9F"/>
+    <w:multiLevelType w:val="multilevel"/>
+    <w:tmpl w:val="2DE27E40"/>
+    <w:lvl w:ilvl="0">
+      <w:start w:val="1"/>
+      <w:numFmt w:val="bullet"/>
+      <w:lvlText w:val=""/>
+      <w:lvlJc w:val="left"/>
+      <w:pPr>
+        <w:tabs>
+          <w:tab w:val="num" w:pos="720"/>
+        </w:tabs>
+        <w:ind w:left="720" w:hanging="360"/>
+      </w:pPr>
+      <w:rPr>
+        <w:rFonts w:ascii="Symbol" w:hAnsi="Symbol" w:hint="default"/>
+        <w:sz w:val="20"/>
+      </w:rPr>
+    </w:lvl>
+    <w:lvl w:ilvl="1" w:tentative="1">
+      <w:start w:val="1"/>
+      <w:numFmt w:val="bullet"/>
+      <w:lvlText w:val="o"/>
+      <w:lvlJc w:val="left"/>
+      <w:pPr>
+        <w:tabs>
+          <w:tab w:val="num" w:pos="1440"/>
+        </w:tabs>
+        <w:ind w:left="1440" w:hanging="360"/>
+      </w:pPr>
+      <w:rPr>
+        <w:rFonts w:ascii="Courier New" w:hAnsi="Courier New" w:hint="default"/>
+        <w:sz w:val="20"/>
+      </w:rPr>
+    </w:lvl>
+    <w:lvl w:ilvl="2" w:tentative="1">
+      <w:start w:val="1"/>
+      <w:numFmt w:val="bullet"/>
+      <w:lvlText w:val=""/>
+      <w:lvlJc w:val="left"/>
+      <w:pPr>
+        <w:tabs>
+          <w:tab w:val="num" w:pos="2160"/>
+        </w:tabs>
+        <w:ind w:left="2160" w:hanging="360"/>
+      </w:pPr>
+      <w:rPr>
+        <w:rFonts w:ascii="Wingdings" w:hAnsi="Wingdings" w:hint="default"/>
+        <w:sz w:val="20"/>
+      </w:rPr>
+    </w:lvl>
+    <w:lvl w:ilvl="3" w:tentative="1">
+      <w:start w:val="1"/>
+      <w:numFmt w:val="bullet"/>
+      <w:lvlText w:val=""/>
+      <w:lvlJc w:val="left"/>
+      <w:pPr>
+        <w:tabs>
+          <w:tab w:val="num" w:pos="2880"/>
+        </w:tabs>
+        <w:ind w:left="2880" w:hanging="360"/>
+      </w:pPr>
+      <w:rPr>
+        <w:rFonts w:ascii="Wingdings" w:hAnsi="Wingdings" w:hint="default"/>
+        <w:sz w:val="20"/>
+      </w:rPr>
+    </w:lvl>
+    <w:lvl w:ilvl="4" w:tentative="1">
+      <w:start w:val="1"/>
+      <w:numFmt w:val="bullet"/>
+      <w:lvlText w:val=""/>
+      <w:lvlJc w:val="left"/>
+      <w:pPr>
+        <w:tabs>
+          <w:tab w:val="num" w:pos="3600"/>
+        </w:tabs>
+        <w:ind w:left="3600" w:hanging="360"/>
+      </w:pPr>
+      <w:rPr>
+        <w:rFonts w:ascii="Wingdings" w:hAnsi="Wingdings" w:hint="default"/>
+        <w:sz w:val="20"/>
+      </w:rPr>
+    </w:lvl>
+    <w:lvl w:ilvl="5" w:tentative="1">
+      <w:start w:val="1"/>
+      <w:numFmt w:val="bullet"/>
+      <w:lvlText w:val=""/>
+      <w:lvlJc w:val="left"/>
+      <w:pPr>
+        <w:tabs>
+          <w:tab w:val="num" w:pos="4320"/>
+        </w:tabs>
+        <w:ind w:left="4320" w:hanging="360"/>
+      </w:pPr>
+      <w:rPr>
+        <w:rFonts w:ascii="Wingdings" w:hAnsi="Wingdings" w:hint="default"/>
+        <w:sz w:val="20"/>
+      </w:rPr>
+    </w:lvl>
+    <w:lvl w:ilvl="6" w:tentative="1">
+      <w:start w:val="1"/>
+      <w:numFmt w:val="bullet"/>
+      <w:lvlText w:val=""/>
+      <w:lvlJc w:val="left"/>
+      <w:pPr>
+        <w:tabs>
+          <w:tab w:val="num" w:pos="5040"/>
+        </w:tabs>
+        <w:ind w:left="5040" w:hanging="360"/>
+      </w:pPr>
+      <w:rPr>
+        <w:rFonts w:ascii="Wingdings" w:hAnsi="Wingdings" w:hint="default"/>
+        <w:sz w:val="20"/>
+      </w:rPr>
+    </w:lvl>
+    <w:lvl w:ilvl="7" w:tentative="1">
+      <w:start w:val="1"/>
+      <w:numFmt w:val="bullet"/>
+      <w:lvlText w:val=""/>
+      <w:lvlJc w:val="left"/>
+      <w:pPr>
+        <w:tabs>
+          <w:tab w:val="num" w:pos="5760"/>
+        </w:tabs>
+        <w:ind w:left="5760" w:hanging="360"/>
+      </w:pPr>
+      <w:rPr>
+        <w:rFonts w:ascii="Wingdings" w:hAnsi="Wingdings" w:hint="default"/>
+        <w:sz w:val="20"/>
+      </w:rPr>
+    </w:lvl>
+    <w:lvl w:ilvl="8" w:tentative="1">
+      <w:start w:val="1"/>
+      <w:numFmt w:val="bullet"/>
+      <w:lvlText w:val=""/>
+      <w:lvlJc w:val="left"/>
+      <w:pPr>
+        <w:tabs>
+          <w:tab w:val="num" w:pos="6480"/>
+        </w:tabs>
+        <w:ind w:left="6480" w:hanging="360"/>
+      </w:pPr>
+      <w:rPr>
+        <w:rFonts w:ascii="Wingdings" w:hAnsi="Wingdings" w:hint="default"/>
+        <w:sz w:val="20"/>
+      </w:rPr>
+    </w:lvl>
+  </w:abstractNum>
+  <w:abstractNum w:abstractNumId="11" w15:restartNumberingAfterBreak="0">
     <w:nsid w:val="49992FC5"/>
     <w:multiLevelType w:val="multilevel"/>
     <w:tmpl w:val="8EF0FC8E"/>
@@ -3757,7 +4786,7 @@
       </w:pPr>
     </w:lvl>
   </w:abstractNum>
-  <w:abstractNum w:abstractNumId="8" w15:restartNumberingAfterBreak="0">
+  <w:abstractNum w:abstractNumId="12" w15:restartNumberingAfterBreak="0">
     <w:nsid w:val="4A9157CC"/>
     <w:multiLevelType w:val="multilevel"/>
     <w:tmpl w:val="C5328888"/>
@@ -3870,7 +4899,156 @@
       </w:pPr>
     </w:lvl>
   </w:abstractNum>
-  <w:abstractNum w:abstractNumId="9" w15:restartNumberingAfterBreak="0">
+  <w:abstractNum w:abstractNumId="13" w15:restartNumberingAfterBreak="0">
+    <w:nsid w:val="4D0F0640"/>
+    <w:multiLevelType w:val="multilevel"/>
+    <w:tmpl w:val="050032AE"/>
+    <w:lvl w:ilvl="0">
+      <w:start w:val="1"/>
+      <w:numFmt w:val="bullet"/>
+      <w:lvlText w:val=""/>
+      <w:lvlJc w:val="left"/>
+      <w:pPr>
+        <w:tabs>
+          <w:tab w:val="num" w:pos="720"/>
+        </w:tabs>
+        <w:ind w:left="720" w:hanging="360"/>
+      </w:pPr>
+      <w:rPr>
+        <w:rFonts w:ascii="Symbol" w:hAnsi="Symbol" w:hint="default"/>
+        <w:sz w:val="20"/>
+      </w:rPr>
+    </w:lvl>
+    <w:lvl w:ilvl="1" w:tentative="1">
+      <w:start w:val="1"/>
+      <w:numFmt w:val="bullet"/>
+      <w:lvlText w:val="o"/>
+      <w:lvlJc w:val="left"/>
+      <w:pPr>
+        <w:tabs>
+          <w:tab w:val="num" w:pos="1440"/>
+        </w:tabs>
+        <w:ind w:left="1440" w:hanging="360"/>
+      </w:pPr>
+      <w:rPr>
+        <w:rFonts w:ascii="Courier New" w:hAnsi="Courier New" w:hint="default"/>
+        <w:sz w:val="20"/>
+      </w:rPr>
+    </w:lvl>
+    <w:lvl w:ilvl="2" w:tentative="1">
+      <w:start w:val="1"/>
+      <w:numFmt w:val="bullet"/>
+      <w:lvlText w:val=""/>
+      <w:lvlJc w:val="left"/>
+      <w:pPr>
+        <w:tabs>
+          <w:tab w:val="num" w:pos="2160"/>
+        </w:tabs>
+        <w:ind w:left="2160" w:hanging="360"/>
+      </w:pPr>
+      <w:rPr>
+        <w:rFonts w:ascii="Wingdings" w:hAnsi="Wingdings" w:hint="default"/>
+        <w:sz w:val="20"/>
+      </w:rPr>
+    </w:lvl>
+    <w:lvl w:ilvl="3" w:tentative="1">
+      <w:start w:val="1"/>
+      <w:numFmt w:val="bullet"/>
+      <w:lvlText w:val=""/>
+      <w:lvlJc w:val="left"/>
+      <w:pPr>
+        <w:tabs>
+          <w:tab w:val="num" w:pos="2880"/>
+        </w:tabs>
+        <w:ind w:left="2880" w:hanging="360"/>
+      </w:pPr>
+      <w:rPr>
+        <w:rFonts w:ascii="Wingdings" w:hAnsi="Wingdings" w:hint="default"/>
+        <w:sz w:val="20"/>
+      </w:rPr>
+    </w:lvl>
+    <w:lvl w:ilvl="4" w:tentative="1">
+      <w:start w:val="1"/>
+      <w:numFmt w:val="bullet"/>
+      <w:lvlText w:val=""/>
+      <w:lvlJc w:val="left"/>
+      <w:pPr>
+        <w:tabs>
+          <w:tab w:val="num" w:pos="3600"/>
+        </w:tabs>
+        <w:ind w:left="3600" w:hanging="360"/>
+      </w:pPr>
+      <w:rPr>
+        <w:rFonts w:ascii="Wingdings" w:hAnsi="Wingdings" w:hint="default"/>
+        <w:sz w:val="20"/>
+      </w:rPr>
+    </w:lvl>
+    <w:lvl w:ilvl="5" w:tentative="1">
+      <w:start w:val="1"/>
+      <w:numFmt w:val="bullet"/>
+      <w:lvlText w:val=""/>
+      <w:lvlJc w:val="left"/>
+      <w:pPr>
+        <w:tabs>
+          <w:tab w:val="num" w:pos="4320"/>
+        </w:tabs>
+        <w:ind w:left="4320" w:hanging="360"/>
+      </w:pPr>
+      <w:rPr>
+        <w:rFonts w:ascii="Wingdings" w:hAnsi="Wingdings" w:hint="default"/>
+        <w:sz w:val="20"/>
+      </w:rPr>
+    </w:lvl>
+    <w:lvl w:ilvl="6" w:tentative="1">
+      <w:start w:val="1"/>
+      <w:numFmt w:val="bullet"/>
+      <w:lvlText w:val=""/>
+      <w:lvlJc w:val="left"/>
+      <w:pPr>
+        <w:tabs>
+          <w:tab w:val="num" w:pos="5040"/>
+        </w:tabs>
+        <w:ind w:left="5040" w:hanging="360"/>
+      </w:pPr>
+      <w:rPr>
+        <w:rFonts w:ascii="Wingdings" w:hAnsi="Wingdings" w:hint="default"/>
+        <w:sz w:val="20"/>
+      </w:rPr>
+    </w:lvl>
+    <w:lvl w:ilvl="7" w:tentative="1">
+      <w:start w:val="1"/>
+      <w:numFmt w:val="bullet"/>
+      <w:lvlText w:val=""/>
+      <w:lvlJc w:val="left"/>
+      <w:pPr>
+        <w:tabs>
+          <w:tab w:val="num" w:pos="5760"/>
+        </w:tabs>
+        <w:ind w:left="5760" w:hanging="360"/>
+      </w:pPr>
+      <w:rPr>
+        <w:rFonts w:ascii="Wingdings" w:hAnsi="Wingdings" w:hint="default"/>
+        <w:sz w:val="20"/>
+      </w:rPr>
+    </w:lvl>
+    <w:lvl w:ilvl="8" w:tentative="1">
+      <w:start w:val="1"/>
+      <w:numFmt w:val="bullet"/>
+      <w:lvlText w:val=""/>
+      <w:lvlJc w:val="left"/>
+      <w:pPr>
+        <w:tabs>
+          <w:tab w:val="num" w:pos="6480"/>
+        </w:tabs>
+        <w:ind w:left="6480" w:hanging="360"/>
+      </w:pPr>
+      <w:rPr>
+        <w:rFonts w:ascii="Wingdings" w:hAnsi="Wingdings" w:hint="default"/>
+        <w:sz w:val="20"/>
+      </w:rPr>
+    </w:lvl>
+  </w:abstractNum>
+  <w:abstractNum w:abstractNumId="14" w15:restartNumberingAfterBreak="0">
     <w:nsid w:val="4D5F67C6"/>
     <w:multiLevelType w:val="multilevel"/>
     <w:tmpl w:val="C818E996"/>
@@ -3983,7 +5161,7 @@
       </w:pPr>
     </w:lvl>
   </w:abstractNum>
-  <w:abstractNum w:abstractNumId="10" w15:restartNumberingAfterBreak="0">
+  <w:abstractNum w:abstractNumId="15" w15:restartNumberingAfterBreak="0">
     <w:nsid w:val="4FEA042A"/>
     <w:multiLevelType w:val="multilevel"/>
     <w:tmpl w:val="FED494A6"/>
@@ -4096,7 +5274,156 @@
       </w:pPr>
     </w:lvl>
   </w:abstractNum>
-  <w:abstractNum w:abstractNumId="11" w15:restartNumberingAfterBreak="0">
+  <w:abstractNum w:abstractNumId="16" w15:restartNumberingAfterBreak="0">
+    <w:nsid w:val="57063D1B"/>
+    <w:multiLevelType w:val="multilevel"/>
+    <w:tmpl w:val="D92870BE"/>
+    <w:lvl w:ilvl="0">
+      <w:start w:val="1"/>
+      <w:numFmt w:val="bullet"/>
+      <w:lvlText w:val=""/>
+      <w:lvlJc w:val="left"/>
+      <w:pPr>
+        <w:tabs>
+          <w:tab w:val="num" w:pos="720"/>
+        </w:tabs>
+        <w:ind w:left="720" w:hanging="360"/>
+      </w:pPr>
+      <w:rPr>
+        <w:rFonts w:ascii="Symbol" w:hAnsi="Symbol" w:hint="default"/>
+        <w:sz w:val="20"/>
+      </w:rPr>
+    </w:lvl>
+    <w:lvl w:ilvl="1" w:tentative="1">
+      <w:start w:val="1"/>
+      <w:numFmt w:val="bullet"/>
+      <w:lvlText w:val="o"/>
+      <w:lvlJc w:val="left"/>
+      <w:pPr>
+        <w:tabs>
+          <w:tab w:val="num" w:pos="1440"/>
+        </w:tabs>
+        <w:ind w:left="1440" w:hanging="360"/>
+      </w:pPr>
+      <w:rPr>
+        <w:rFonts w:ascii="Courier New" w:hAnsi="Courier New" w:hint="default"/>
+        <w:sz w:val="20"/>
+      </w:rPr>
+    </w:lvl>
+    <w:lvl w:ilvl="2" w:tentative="1">
+      <w:start w:val="1"/>
+      <w:numFmt w:val="bullet"/>
+      <w:lvlText w:val=""/>
+      <w:lvlJc w:val="left"/>
+      <w:pPr>
+        <w:tabs>
+          <w:tab w:val="num" w:pos="2160"/>
+        </w:tabs>
+        <w:ind w:left="2160" w:hanging="360"/>
+      </w:pPr>
+      <w:rPr>
+        <w:rFonts w:ascii="Wingdings" w:hAnsi="Wingdings" w:hint="default"/>
+        <w:sz w:val="20"/>
+      </w:rPr>
+    </w:lvl>
+    <w:lvl w:ilvl="3" w:tentative="1">
+      <w:start w:val="1"/>
+      <w:numFmt w:val="bullet"/>
+      <w:lvlText w:val=""/>
+      <w:lvlJc w:val="left"/>
+      <w:pPr>
+        <w:tabs>
+          <w:tab w:val="num" w:pos="2880"/>
+        </w:tabs>
+        <w:ind w:left="2880" w:hanging="360"/>
+      </w:pPr>
+      <w:rPr>
+        <w:rFonts w:ascii="Wingdings" w:hAnsi="Wingdings" w:hint="default"/>
+        <w:sz w:val="20"/>
+      </w:rPr>
+    </w:lvl>
+    <w:lvl w:ilvl="4" w:tentative="1">
+      <w:start w:val="1"/>
+      <w:numFmt w:val="bullet"/>
+      <w:lvlText w:val=""/>
+      <w:lvlJc w:val="left"/>
+      <w:pPr>
+        <w:tabs>
+          <w:tab w:val="num" w:pos="3600"/>
+        </w:tabs>
+        <w:ind w:left="3600" w:hanging="360"/>
+      </w:pPr>
+      <w:rPr>
+        <w:rFonts w:ascii="Wingdings" w:hAnsi="Wingdings" w:hint="default"/>
+        <w:sz w:val="20"/>
+      </w:rPr>
+    </w:lvl>
+    <w:lvl w:ilvl="5" w:tentative="1">
+      <w:start w:val="1"/>
+      <w:numFmt w:val="bullet"/>
+      <w:lvlText w:val=""/>
+      <w:lvlJc w:val="left"/>
+      <w:pPr>
+        <w:tabs>
+          <w:tab w:val="num" w:pos="4320"/>
+        </w:tabs>
+        <w:ind w:left="4320" w:hanging="360"/>
+      </w:pPr>
+      <w:rPr>
+        <w:rFonts w:ascii="Wingdings" w:hAnsi="Wingdings" w:hint="default"/>
+        <w:sz w:val="20"/>
+      </w:rPr>
+    </w:lvl>
+    <w:lvl w:ilvl="6" w:tentative="1">
+      <w:start w:val="1"/>
+      <w:numFmt w:val="bullet"/>
+      <w:lvlText w:val=""/>
+      <w:lvlJc w:val="left"/>
+      <w:pPr>
+        <w:tabs>
+          <w:tab w:val="num" w:pos="5040"/>
+        </w:tabs>
+        <w:ind w:left="5040" w:hanging="360"/>
+      </w:pPr>
+      <w:rPr>
+        <w:rFonts w:ascii="Wingdings" w:hAnsi="Wingdings" w:hint="default"/>
+        <w:sz w:val="20"/>
+      </w:rPr>
+    </w:lvl>
+    <w:lvl w:ilvl="7" w:tentative="1">
+      <w:start w:val="1"/>
+      <w:numFmt w:val="bullet"/>
+      <w:lvlText w:val=""/>
+      <w:lvlJc w:val="left"/>
+      <w:pPr>
+        <w:tabs>
+          <w:tab w:val="num" w:pos="5760"/>
+        </w:tabs>
+        <w:ind w:left="5760" w:hanging="360"/>
+      </w:pPr>
+      <w:rPr>
+        <w:rFonts w:ascii="Wingdings" w:hAnsi="Wingdings" w:hint="default"/>
+        <w:sz w:val="20"/>
+      </w:rPr>
+    </w:lvl>
+    <w:lvl w:ilvl="8" w:tentative="1">
+      <w:start w:val="1"/>
+      <w:numFmt w:val="bullet"/>
+      <w:lvlText w:val=""/>
+      <w:lvlJc w:val="left"/>
+      <w:pPr>
+        <w:tabs>
+          <w:tab w:val="num" w:pos="6480"/>
+        </w:tabs>
+        <w:ind w:left="6480" w:hanging="360"/>
+      </w:pPr>
+      <w:rPr>
+        <w:rFonts w:ascii="Wingdings" w:hAnsi="Wingdings" w:hint="default"/>
+        <w:sz w:val="20"/>
+      </w:rPr>
+    </w:lvl>
+  </w:abstractNum>
+  <w:abstractNum w:abstractNumId="17" w15:restartNumberingAfterBreak="0">
     <w:nsid w:val="5AC91521"/>
     <w:multiLevelType w:val="multilevel"/>
     <w:tmpl w:val="6C849E42"/>
@@ -4245,7 +5572,7 @@
       </w:rPr>
     </w:lvl>
   </w:abstractNum>
-  <w:abstractNum w:abstractNumId="12" w15:restartNumberingAfterBreak="0">
+  <w:abstractNum w:abstractNumId="18" w15:restartNumberingAfterBreak="0">
     <w:nsid w:val="6E7C62CF"/>
     <w:multiLevelType w:val="multilevel"/>
     <w:tmpl w:val="E91C7C28"/>
@@ -4359,43 +5686,61 @@
     </w:lvl>
   </w:abstractNum>
   <w:num w:numId="1" w16cid:durableId="1376390573">
+    <w:abstractNumId w:val="8"/>
+  </w:num>
+  <w:num w:numId="2" w16cid:durableId="330912948">
+    <w:abstractNumId w:val="15"/>
+  </w:num>
+  <w:num w:numId="3" w16cid:durableId="352149593">
+    <w:abstractNumId w:val="2"/>
+  </w:num>
+  <w:num w:numId="4" w16cid:durableId="2032948520">
+    <w:abstractNumId w:val="17"/>
+  </w:num>
+  <w:num w:numId="5" w16cid:durableId="1129318042">
+    <w:abstractNumId w:val="18"/>
+  </w:num>
+  <w:num w:numId="6" w16cid:durableId="358431984">
+    <w:abstractNumId w:val="12"/>
+  </w:num>
+  <w:num w:numId="7" w16cid:durableId="6442359">
+    <w:abstractNumId w:val="1"/>
+  </w:num>
+  <w:num w:numId="8" w16cid:durableId="1730961953">
+    <w:abstractNumId w:val="14"/>
+  </w:num>
+  <w:num w:numId="9" w16cid:durableId="1971202118">
+    <w:abstractNumId w:val="7"/>
+  </w:num>
+  <w:num w:numId="10" w16cid:durableId="590814853">
+    <w:abstractNumId w:val="9"/>
+  </w:num>
+  <w:num w:numId="11" w16cid:durableId="334454238">
+    <w:abstractNumId w:val="3"/>
+  </w:num>
+  <w:num w:numId="12" w16cid:durableId="2125297873">
+    <w:abstractNumId w:val="4"/>
+  </w:num>
+  <w:num w:numId="13" w16cid:durableId="1330596310">
+    <w:abstractNumId w:val="11"/>
+  </w:num>
+  <w:num w:numId="14" w16cid:durableId="138494895">
     <w:abstractNumId w:val="5"/>
   </w:num>
-  <w:num w:numId="2" w16cid:durableId="330912948">
+  <w:num w:numId="15" w16cid:durableId="1819376852">
     <w:abstractNumId w:val="10"/>
   </w:num>
-  <w:num w:numId="3" w16cid:durableId="352149593">
-    <w:abstractNumId w:val="1"/>
+  <w:num w:numId="16" w16cid:durableId="612445703">
+    <w:abstractNumId w:val="6"/>
   </w:num>
-  <w:num w:numId="4" w16cid:durableId="2032948520">
-    <w:abstractNumId w:val="11"/>
-  </w:num>
-  <w:num w:numId="5" w16cid:durableId="1129318042">
-    <w:abstractNumId w:val="12"/>
-  </w:num>
-  <w:num w:numId="6" w16cid:durableId="358431984">
-    <w:abstractNumId w:val="8"/>
-  </w:num>
-  <w:num w:numId="7" w16cid:durableId="6442359">
+  <w:num w:numId="17" w16cid:durableId="1620718667">
     <w:abstractNumId w:val="0"/>
   </w:num>
-  <w:num w:numId="8" w16cid:durableId="1730961953">
-    <w:abstractNumId w:val="9"/>
+  <w:num w:numId="18" w16cid:durableId="1699353409">
+    <w:abstractNumId w:val="16"/>
   </w:num>
-  <w:num w:numId="9" w16cid:durableId="1971202118">
-    <w:abstractNumId w:val="4"/>
-  </w:num>
-  <w:num w:numId="10" w16cid:durableId="590814853">
-    <w:abstractNumId w:val="6"/>
-  </w:num>
-  <w:num w:numId="11" w16cid:durableId="334454238">
-    <w:abstractNumId w:val="2"/>
-  </w:num>
-  <w:num w:numId="12" w16cid:durableId="2125297873">
-    <w:abstractNumId w:val="3"/>
-  </w:num>
-  <w:num w:numId="13" w16cid:durableId="1330596310">
-    <w:abstractNumId w:val="7"/>
+  <w:num w:numId="19" w16cid:durableId="1156186571">
+    <w:abstractNumId w:val="13"/>
   </w:num>
 </w:numbering>
 </file>
@@ -4804,7 +6149,6 @@
   <w:style w:type="character" w:default="1" w:styleId="DefaultParagraphFont">
     <w:name w:val="Default Paragraph Font"/>
     <w:uiPriority w:val="1"/>
-    <w:semiHidden/>
     <w:unhideWhenUsed/>
   </w:style>
   <w:style w:type="table" w:default="1" w:styleId="TableNormal">

--- a/Health/Depression.docx
+++ b/Health/Depression.docx
@@ -2507,77 +2507,7 @@
           <w:szCs w:val="28"/>
         </w:rPr>
         <w:lastRenderedPageBreak/>
-        <w:t>W</w:t>
-      </w:r>
-      <w:r>
-        <w:rPr>
-          <w:rFonts w:ascii="Calibri" w:hAnsi="Calibri" w:cs="Calibri"/>
-          <w:b/>
-          <w:bCs/>
-          <w:sz w:val="28"/>
-          <w:szCs w:val="28"/>
-        </w:rPr>
-        <w:t xml:space="preserve">hat </w:t>
-      </w:r>
-      <w:r>
-        <w:rPr>
-          <w:rFonts w:ascii="Calibri" w:hAnsi="Calibri" w:cs="Calibri"/>
-          <w:b/>
-          <w:bCs/>
-          <w:sz w:val="28"/>
-          <w:szCs w:val="28"/>
-        </w:rPr>
-        <w:t>is</w:t>
-      </w:r>
-      <w:r>
-        <w:rPr>
-          <w:rFonts w:ascii="Calibri" w:hAnsi="Calibri" w:cs="Calibri"/>
-          <w:b/>
-          <w:bCs/>
-          <w:sz w:val="28"/>
-          <w:szCs w:val="28"/>
-        </w:rPr>
-        <w:t xml:space="preserve"> the main depression medicine, what are </w:t>
-      </w:r>
-      <w:r>
-        <w:rPr>
-          <w:rFonts w:ascii="Calibri" w:hAnsi="Calibri" w:cs="Calibri"/>
-          <w:b/>
-          <w:bCs/>
-          <w:sz w:val="28"/>
-          <w:szCs w:val="28"/>
-        </w:rPr>
-        <w:t>their</w:t>
-      </w:r>
-      <w:r>
-        <w:rPr>
-          <w:rFonts w:ascii="Calibri" w:hAnsi="Calibri" w:cs="Calibri"/>
-          <w:b/>
-          <w:bCs/>
-          <w:sz w:val="28"/>
-          <w:szCs w:val="28"/>
-        </w:rPr>
-        <w:t xml:space="preserve"> </w:t>
-      </w:r>
-      <w:r>
-        <w:rPr>
-          <w:rFonts w:ascii="Calibri" w:hAnsi="Calibri" w:cs="Calibri"/>
-          <w:b/>
-          <w:bCs/>
-          <w:sz w:val="28"/>
-          <w:szCs w:val="28"/>
-        </w:rPr>
-        <w:t>usage</w:t>
-      </w:r>
-      <w:r>
-        <w:rPr>
-          <w:rFonts w:ascii="Calibri" w:hAnsi="Calibri" w:cs="Calibri"/>
-          <w:b/>
-          <w:bCs/>
-          <w:sz w:val="28"/>
-          <w:szCs w:val="28"/>
-        </w:rPr>
-        <w:t>?</w:t>
+        <w:t>What is the main depression medicine, what are their usage?</w:t>
       </w:r>
     </w:p>
     <w:p>
@@ -2927,208 +2857,214 @@
         <w:jc w:val="both"/>
         <w:rPr>
           <w:rFonts w:ascii="Calibri" w:hAnsi="Calibri" w:cs="Calibri"/>
-        </w:rPr>
-      </w:pPr>
-      <w:r>
-        <w:rPr>
-          <w:rFonts w:ascii="Calibri" w:hAnsi="Calibri" w:cs="Calibri"/>
-        </w:rPr>
-        <w:t xml:space="preserve">After discussing the main causes of depression “lack of </w:t>
-      </w:r>
-      <w:r>
-        <w:rPr>
-          <w:rFonts w:ascii="Calibri" w:hAnsi="Calibri" w:cs="Calibri"/>
-          <w:b/>
-          <w:bCs/>
-        </w:rPr>
-        <w:t>Serotonin</w:t>
-      </w:r>
-      <w:r>
-        <w:rPr>
-          <w:rFonts w:ascii="Calibri" w:hAnsi="Calibri" w:cs="Calibri"/>
-          <w:b/>
-          <w:bCs/>
-        </w:rPr>
-        <w:t>”</w:t>
-      </w:r>
-      <w:r>
-        <w:rPr>
-          <w:rFonts w:ascii="Calibri" w:hAnsi="Calibri" w:cs="Calibri"/>
-        </w:rPr>
-        <w:t>.</w:t>
-      </w:r>
-      <w:r>
-        <w:rPr>
-          <w:rFonts w:ascii="Calibri" w:hAnsi="Calibri" w:cs="Calibri"/>
-        </w:rPr>
-        <w:t xml:space="preserve"> Traditionally </w:t>
-      </w:r>
-      <w:r>
-        <w:rPr>
-          <w:rFonts w:ascii="Calibri" w:hAnsi="Calibri" w:cs="Calibri"/>
-        </w:rPr>
-        <w:t xml:space="preserve">Psychiatrist </w:t>
-      </w:r>
-      <w:r>
-        <w:rPr>
-          <w:rFonts w:ascii="Calibri" w:hAnsi="Calibri" w:cs="Calibri"/>
-        </w:rPr>
-        <w:t xml:space="preserve">subscribe </w:t>
-      </w:r>
-      <w:r>
-        <w:rPr>
-          <w:rFonts w:ascii="Calibri" w:hAnsi="Calibri" w:cs="Calibri"/>
-          <w:b/>
-          <w:bCs/>
-        </w:rPr>
-        <w:t>Selective Serotonin Reuptake Inhibitors (SSRIs)</w:t>
-      </w:r>
-      <w:r>
-        <w:rPr>
-          <w:rFonts w:ascii="Calibri" w:hAnsi="Calibri" w:cs="Calibri"/>
-          <w:b/>
-          <w:bCs/>
-        </w:rPr>
-        <w:t xml:space="preserve"> </w:t>
-      </w:r>
-      <w:r>
-        <w:rPr>
-          <w:rFonts w:ascii="Calibri" w:hAnsi="Calibri" w:cs="Calibri"/>
-        </w:rPr>
-        <w:t>so as to suppress the reduptake of serotonin, which remains a significant level amount of serotonin in the</w:t>
-      </w:r>
-      <w:r>
-        <w:rPr>
-          <w:rFonts w:ascii="Calibri" w:hAnsi="Calibri" w:cs="Calibri"/>
-        </w:rPr>
-        <w:t xml:space="preserve"> synaptic cleft</w:t>
-      </w:r>
-      <w:r>
-        <w:rPr>
-          <w:rFonts w:ascii="Calibri" w:hAnsi="Calibri" w:cs="Calibri"/>
-        </w:rPr>
-        <w:t xml:space="preserve">, so as to lower depression. Apart from medicine, we may start to think about how to increase the level of serotonin </w:t>
-      </w:r>
-      <w:r>
-        <w:rPr>
-          <w:rFonts w:ascii="Calibri" w:hAnsi="Calibri" w:cs="Calibri"/>
-          <w:b/>
-          <w:bCs/>
-        </w:rPr>
-        <w:t>naturally</w:t>
-      </w:r>
-      <w:r>
-        <w:rPr>
-          <w:rFonts w:ascii="Calibri" w:hAnsi="Calibri" w:cs="Calibri"/>
-        </w:rPr>
-        <w:t xml:space="preserve"> not by medicine. How? We all know </w:t>
-      </w:r>
-      <w:r>
-        <w:rPr>
-          <w:rFonts w:ascii="Calibri" w:hAnsi="Calibri" w:cs="Calibri"/>
-          <w:b/>
-          <w:bCs/>
-        </w:rPr>
-        <w:t>90%</w:t>
-      </w:r>
-      <w:r>
-        <w:rPr>
-          <w:rFonts w:ascii="Calibri" w:hAnsi="Calibri" w:cs="Calibri"/>
-        </w:rPr>
-        <w:t xml:space="preserve"> of serotonin is produce in our gut system, if we have a health gut we may have a normal serotonin level in the blood. </w:t>
-      </w:r>
-      <w:r>
-        <w:rPr>
-          <w:rFonts w:ascii="Calibri" w:hAnsi="Calibri" w:cs="Calibri"/>
-        </w:rPr>
-        <w:t>The p</w:t>
-      </w:r>
-      <w:r>
-        <w:rPr>
-          <w:rFonts w:ascii="Calibri" w:hAnsi="Calibri" w:cs="Calibri"/>
-        </w:rPr>
-        <w:t xml:space="preserve">sychiatrist </w:t>
-      </w:r>
-      <w:r>
-        <w:rPr>
-          <w:rFonts w:ascii="Calibri" w:hAnsi="Calibri" w:cs="Calibri"/>
-        </w:rPr>
-        <w:t xml:space="preserve">can perhaps first check the level of the serotonin </w:t>
-      </w:r>
-      <w:r>
-        <w:rPr>
-          <w:rFonts w:ascii="Calibri" w:hAnsi="Calibri" w:cs="Calibri"/>
-        </w:rPr>
-        <w:t>in</w:t>
-      </w:r>
-      <w:r>
-        <w:rPr>
-          <w:rFonts w:ascii="Calibri" w:hAnsi="Calibri" w:cs="Calibri"/>
-        </w:rPr>
-        <w:t xml:space="preserve"> the patient’s blood</w:t>
-      </w:r>
-      <w:r>
-        <w:rPr>
-          <w:rFonts w:ascii="Calibri" w:hAnsi="Calibri" w:cs="Calibri"/>
-        </w:rPr>
-        <w:t xml:space="preserve"> (for example by using testing paper)</w:t>
-      </w:r>
-      <w:r>
-        <w:rPr>
-          <w:rFonts w:ascii="Calibri" w:hAnsi="Calibri" w:cs="Calibri"/>
-        </w:rPr>
-        <w:t xml:space="preserve">. If the level of serotonin did not achieve as desire, </w:t>
-      </w:r>
-      <w:r>
-        <w:rPr>
-          <w:rFonts w:ascii="Calibri" w:hAnsi="Calibri" w:cs="Calibri"/>
-        </w:rPr>
-        <w:t xml:space="preserve">they must be some problem in the gut system. The </w:t>
-      </w:r>
-      <w:r>
-        <w:rPr>
-          <w:rFonts w:ascii="Calibri" w:hAnsi="Calibri" w:cs="Calibri"/>
-        </w:rPr>
-        <w:t>Psychiatrist</w:t>
-      </w:r>
-      <w:r>
-        <w:rPr>
-          <w:rFonts w:ascii="Calibri" w:hAnsi="Calibri" w:cs="Calibri"/>
-        </w:rPr>
-        <w:t xml:space="preserve"> can refer the patient to another doctor which is specialized in “</w:t>
-      </w:r>
-      <w:r>
-        <w:rPr>
-          <w:rFonts w:ascii="Calibri" w:hAnsi="Calibri" w:cs="Calibri"/>
-          <w:b/>
-          <w:bCs/>
-        </w:rPr>
-        <w:t>Gastroenterology</w:t>
-      </w:r>
-      <w:r>
-        <w:rPr>
-          <w:rFonts w:ascii="Calibri" w:hAnsi="Calibri" w:cs="Calibri"/>
-        </w:rPr>
-        <w:t>”</w:t>
-      </w:r>
-      <w:r>
-        <w:rPr>
-          <w:rFonts w:ascii="Calibri" w:hAnsi="Calibri" w:cs="Calibri"/>
-        </w:rPr>
-        <w:t xml:space="preserve"> to see if anything can be done and what causes the imbalance of serotonin level.  </w:t>
-      </w:r>
-    </w:p>
-    <w:p>
-      <w:pPr>
-        <w:jc w:val="both"/>
-        <w:rPr>
-          <w:rFonts w:ascii="Calibri" w:hAnsi="Calibri" w:cs="Calibri"/>
           <w:b/>
           <w:bCs/>
           <w:sz w:val="28"/>
           <w:szCs w:val="28"/>
         </w:rPr>
       </w:pPr>
+      <w:r>
+        <w:rPr>
+          <w:rFonts w:ascii="Calibri" w:hAnsi="Calibri" w:cs="Calibri"/>
+          <w:b/>
+          <w:bCs/>
+          <w:sz w:val="28"/>
+          <w:szCs w:val="28"/>
+        </w:rPr>
+        <w:t>If the gut lining contributes 90% of the serotonin, why still subscribe depression medicine, instead of maintaining a healthy gut system?</w:t>
+      </w:r>
+    </w:p>
+    <w:p>
+      <w:pPr>
+        <w:jc w:val="both"/>
+        <w:rPr>
+          <w:rFonts w:ascii="Calibri" w:hAnsi="Calibri" w:cs="Calibri"/>
+        </w:rPr>
+      </w:pPr>
+      <w:r>
+        <w:rPr>
+          <w:rFonts w:ascii="Calibri" w:hAnsi="Calibri" w:cs="Calibri"/>
+        </w:rPr>
+        <w:t>While maintaining a healthy gut system is indeed important for overall well-being, including mental health, it's not always sufficient to address depression on its own. Here's why:</w:t>
+      </w:r>
+    </w:p>
+    <w:p>
+      <w:pPr>
+        <w:jc w:val="both"/>
+        <w:rPr>
+          <w:rFonts w:ascii="Calibri" w:hAnsi="Calibri" w:cs="Calibri"/>
+          <w:b/>
+          <w:bCs/>
+        </w:rPr>
+      </w:pPr>
+      <w:r>
+        <w:rPr>
+          <w:rFonts w:ascii="Calibri" w:hAnsi="Calibri" w:cs="Calibri"/>
+          <w:b/>
+          <w:bCs/>
+        </w:rPr>
+        <w:t>Complexity of Depression</w:t>
+      </w:r>
+    </w:p>
+    <w:p>
+      <w:pPr>
+        <w:jc w:val="both"/>
+        <w:rPr>
+          <w:rFonts w:ascii="Calibri" w:hAnsi="Calibri" w:cs="Calibri"/>
+        </w:rPr>
+      </w:pPr>
+      <w:r>
+        <w:rPr>
+          <w:rFonts w:ascii="Calibri" w:hAnsi="Calibri" w:cs="Calibri"/>
+        </w:rPr>
+        <w:t>Depression is a complex condition influenced by a variety of factors, including genetics, brain chemistry, life events, and environmental factors. While gut health can play a role in mental health, it's just one piece of the puzzle.</w:t>
+      </w:r>
+    </w:p>
+    <w:p>
+      <w:pPr>
+        <w:jc w:val="both"/>
+        <w:rPr>
+          <w:rFonts w:ascii="Calibri" w:hAnsi="Calibri" w:cs="Calibri"/>
+          <w:b/>
+          <w:bCs/>
+        </w:rPr>
+      </w:pPr>
+      <w:r>
+        <w:rPr>
+          <w:rFonts w:ascii="Calibri" w:hAnsi="Calibri" w:cs="Calibri"/>
+          <w:b/>
+          <w:bCs/>
+        </w:rPr>
+        <w:t>Gut-Brain Axis</w:t>
+      </w:r>
+    </w:p>
+    <w:p>
+      <w:pPr>
+        <w:jc w:val="both"/>
+        <w:rPr>
+          <w:rFonts w:ascii="Calibri" w:hAnsi="Calibri" w:cs="Calibri"/>
+        </w:rPr>
+      </w:pPr>
+      <w:r>
+        <w:rPr>
+          <w:rFonts w:ascii="Calibri" w:hAnsi="Calibri" w:cs="Calibri"/>
+        </w:rPr>
+        <w:t>The gut-brain axis is a bidirectional communication system between the gut and the brain. While a healthy gut can positively impact mood and mental health, depression can also affect gut health, leading to issues like irritable bowel syndrome (IBS)2. This means that addressing gut health alone may not be enough to treat depression.</w:t>
+      </w:r>
+    </w:p>
+    <w:p>
+      <w:pPr>
+        <w:jc w:val="both"/>
+        <w:rPr>
+          <w:rFonts w:ascii="Calibri" w:hAnsi="Calibri" w:cs="Calibri"/>
+          <w:b/>
+          <w:bCs/>
+        </w:rPr>
+      </w:pPr>
+      <w:r>
+        <w:rPr>
+          <w:rFonts w:ascii="Calibri" w:hAnsi="Calibri" w:cs="Calibri"/>
+          <w:b/>
+          <w:bCs/>
+        </w:rPr>
+        <w:t>Medication Efficacy</w:t>
+      </w:r>
+    </w:p>
+    <w:p>
+      <w:pPr>
+        <w:jc w:val="both"/>
+        <w:rPr>
+          <w:rFonts w:ascii="Calibri" w:hAnsi="Calibri" w:cs="Calibri"/>
+        </w:rPr>
+      </w:pPr>
+      <w:r>
+        <w:rPr>
+          <w:rFonts w:ascii="Calibri" w:hAnsi="Calibri" w:cs="Calibri"/>
+        </w:rPr>
+        <w:t>Antidepressant medications, such as SSRIs, have been shown to be effective in treating depression for many people. These medications can help correct imbalances in neurotransmitters like serotonin, which can be crucial for alleviating symptoms.</w:t>
+      </w:r>
+    </w:p>
+    <w:p>
+      <w:pPr>
+        <w:jc w:val="both"/>
+        <w:rPr>
+          <w:rFonts w:ascii="Calibri" w:hAnsi="Calibri" w:cs="Calibri"/>
+          <w:b/>
+          <w:bCs/>
+        </w:rPr>
+      </w:pPr>
+      <w:r>
+        <w:rPr>
+          <w:rFonts w:ascii="Calibri" w:hAnsi="Calibri" w:cs="Calibri"/>
+          <w:b/>
+          <w:bCs/>
+        </w:rPr>
+        <w:t>Complementary Approaches</w:t>
+      </w:r>
+    </w:p>
+    <w:p>
+      <w:pPr>
+        <w:jc w:val="both"/>
+        <w:rPr>
+          <w:rFonts w:ascii="Calibri" w:hAnsi="Calibri" w:cs="Calibri"/>
+        </w:rPr>
+      </w:pPr>
+      <w:r>
+        <w:rPr>
+          <w:rFonts w:ascii="Calibri" w:hAnsi="Calibri" w:cs="Calibri"/>
+        </w:rPr>
+        <w:t>For many people, a combination of approaches is most effective. This can include medication, therapy, lifestyle changes (like diet and exercise), and gut health support. It's important to work with a healthcare provider to develop a comprehensive treatment plan.</w:t>
+      </w:r>
+    </w:p>
+    <w:p>
+      <w:pPr>
+        <w:jc w:val="both"/>
+        <w:rPr>
+          <w:rFonts w:ascii="Calibri" w:hAnsi="Calibri" w:cs="Calibri"/>
+          <w:b/>
+          <w:bCs/>
+        </w:rPr>
+      </w:pPr>
+      <w:r>
+        <w:rPr>
+          <w:rFonts w:ascii="Calibri" w:hAnsi="Calibri" w:cs="Calibri"/>
+          <w:b/>
+          <w:bCs/>
+        </w:rPr>
+        <w:t>Research and Future Directions</w:t>
+      </w:r>
+    </w:p>
+    <w:p>
+      <w:pPr>
+        <w:jc w:val="both"/>
+        <w:rPr>
+          <w:rFonts w:ascii="Calibri" w:hAnsi="Calibri" w:cs="Calibri"/>
+        </w:rPr>
+      </w:pPr>
+      <w:r>
+        <w:rPr>
+          <w:rFonts w:ascii="Calibri" w:hAnsi="Calibri" w:cs="Calibri"/>
+        </w:rPr>
+        <w:t>Research is ongoing to better understand the link between gut health and mental health. In the future, we may see more integrated treatments that address both gut health and mental health more holistically.</w:t>
+      </w:r>
+    </w:p>
+    <w:p>
+      <w:pPr>
+        <w:jc w:val="both"/>
+        <w:rPr>
+          <w:rFonts w:ascii="Calibri" w:hAnsi="Calibri" w:cs="Calibri"/>
+          <w:b/>
+          <w:bCs/>
+          <w:sz w:val="28"/>
+          <w:szCs w:val="28"/>
+        </w:rPr>
+      </w:pPr>
+      <w:r>
+        <w:rPr>
+          <w:rFonts w:ascii="Calibri" w:hAnsi="Calibri" w:cs="Calibri"/>
+        </w:rPr>
+        <w:t>In summary, while maintaining a healthy gut is beneficial and can contribute to mental well-being, it's often necessary to use additional treatments, such as medication, to effectively manage depression. It's all about finding the right balance and approach for each individual.</w:t>
+      </w:r>
     </w:p>
     <w:sectPr>
       <w:pgSz w:w="11906" w:h="16838"/>
